--- a/07_Methoden/Übungen/StringIndexOfReplace/StringIndexOfReplace.docx
+++ b/07_Methoden/Übungen/StringIndexOfReplace/StringIndexOfReplace.docx
@@ -1,6 +1,6 @@
 
 <file path=word/document.xml><?xml version="1.0" encoding="utf-8"?>
-<w:document xmlns:wpc="http://schemas.microsoft.com/office/word/2010/wordprocessingCanvas" xmlns:cx="http://schemas.microsoft.com/office/drawing/2014/chartex" xmlns:cx1="http://schemas.microsoft.com/office/drawing/2015/9/8/chartex" xmlns:cx2="http://schemas.microsoft.com/office/drawing/2015/10/21/chartex" xmlns:cx3="http://schemas.microsoft.com/office/drawing/2016/5/9/chartex" xmlns:cx4="http://schemas.microsoft.com/office/drawing/2016/5/10/chartex" xmlns:cx5="http://schemas.microsoft.com/office/drawing/2016/5/11/chartex" xmlns:cx6="http://schemas.microsoft.com/office/drawing/2016/5/12/chartex" xmlns:cx7="http://schemas.microsoft.com/office/drawing/2016/5/13/chartex" xmlns:cx8="http://schemas.microsoft.com/office/drawing/2016/5/14/chartex" xmlns:mc="http://schemas.openxmlformats.org/markup-compatibility/2006" xmlns:aink="http://schemas.microsoft.com/office/drawing/2016/ink" xmlns:am3d="http://schemas.microsoft.com/office/drawing/2017/model3d" xmlns:o="urn:schemas-microsoft-com:office:office" xmlns:r="http://schemas.openxmlformats.org/officeDocument/2006/relationships" xmlns:m="http://schemas.openxmlformats.org/officeDocument/2006/math" xmlns:v="urn:schemas-microsoft-com:vml" xmlns:wp14="http://schemas.microsoft.com/office/word/2010/wordprocessingDrawing" xmlns:wp="http://schemas.openxmlformats.org/drawingml/2006/wordprocessingDrawing" xmlns:w10="urn:schemas-microsoft-com:office:word" xmlns:w="http://schemas.openxmlformats.org/wordprocessingml/2006/main" xmlns:w14="http://schemas.microsoft.com/office/word/2010/wordml" xmlns:w15="http://schemas.microsoft.com/office/word/2012/wordml" xmlns:w16cex="http://schemas.microsoft.com/office/word/2018/wordml/cex" xmlns:w16cid="http://schemas.microsoft.com/office/word/2016/wordml/cid" xmlns:w16="http://schemas.microsoft.com/office/word/2018/wordml" xmlns:w16sdtdh="http://schemas.microsoft.com/office/word/2020/wordml/sdtdatahash" xmlns:w16se="http://schemas.microsoft.com/office/word/2015/wordml/symex" xmlns:wpg="http://schemas.microsoft.com/office/word/2010/wordprocessingGroup" xmlns:wpi="http://schemas.microsoft.com/office/word/2010/wordprocessingInk" xmlns:wne="http://schemas.microsoft.com/office/word/2006/wordml" xmlns:wps="http://schemas.microsoft.com/office/word/2010/wordprocessingShape" mc:Ignorable="w14 w15 w16se w16cid w16 w16cex w16sdtdh wp14">
+<w:document xmlns:wpc="http://schemas.microsoft.com/office/word/2010/wordprocessingCanvas" xmlns:cx="http://schemas.microsoft.com/office/drawing/2014/chartex" xmlns:cx1="http://schemas.microsoft.com/office/drawing/2015/9/8/chartex" xmlns:cx2="http://schemas.microsoft.com/office/drawing/2015/10/21/chartex" xmlns:cx3="http://schemas.microsoft.com/office/drawing/2016/5/9/chartex" xmlns:cx4="http://schemas.microsoft.com/office/drawing/2016/5/10/chartex" xmlns:cx5="http://schemas.microsoft.com/office/drawing/2016/5/11/chartex" xmlns:cx6="http://schemas.microsoft.com/office/drawing/2016/5/12/chartex" xmlns:cx7="http://schemas.microsoft.com/office/drawing/2016/5/13/chartex" xmlns:cx8="http://schemas.microsoft.com/office/drawing/2016/5/14/chartex" xmlns:mc="http://schemas.openxmlformats.org/markup-compatibility/2006" xmlns:aink="http://schemas.microsoft.com/office/drawing/2016/ink" xmlns:am3d="http://schemas.microsoft.com/office/drawing/2017/model3d" xmlns:o="urn:schemas-microsoft-com:office:office" xmlns:oel="http://schemas.microsoft.com/office/2019/extlst" xmlns:r="http://schemas.openxmlformats.org/officeDocument/2006/relationships" xmlns:m="http://schemas.openxmlformats.org/officeDocument/2006/math" xmlns:v="urn:schemas-microsoft-com:vml" xmlns:wp14="http://schemas.microsoft.com/office/word/2010/wordprocessingDrawing" xmlns:wp="http://schemas.openxmlformats.org/drawingml/2006/wordprocessingDrawing" xmlns:w10="urn:schemas-microsoft-com:office:word" xmlns:w="http://schemas.openxmlformats.org/wordprocessingml/2006/main" xmlns:w14="http://schemas.microsoft.com/office/word/2010/wordml" xmlns:w15="http://schemas.microsoft.com/office/word/2012/wordml" xmlns:w16cex="http://schemas.microsoft.com/office/word/2018/wordml/cex" xmlns:w16cid="http://schemas.microsoft.com/office/word/2016/wordml/cid" xmlns:w16="http://schemas.microsoft.com/office/word/2018/wordml" xmlns:w16du="http://schemas.microsoft.com/office/word/2023/wordml/word16du" xmlns:w16sdtdh="http://schemas.microsoft.com/office/word/2020/wordml/sdtdatahash" xmlns:w16sdtfl="http://schemas.microsoft.com/office/word/2024/wordml/sdtformatlock" xmlns:w16se="http://schemas.microsoft.com/office/word/2015/wordml/symex" xmlns:wpg="http://schemas.microsoft.com/office/word/2010/wordprocessingGroup" xmlns:wpi="http://schemas.microsoft.com/office/word/2010/wordprocessingInk" xmlns:wne="http://schemas.microsoft.com/office/word/2006/wordml" xmlns:wps="http://schemas.microsoft.com/office/word/2010/wordprocessingShape" mc:Ignorable="w14 w15 w16se w16cid w16 w16cex w16sdtdh w16sdtfl w16du wp14">
   <w:body>
     <w:p>
       <w:pPr>
@@ -2083,7 +2083,7 @@
           <w:szCs w:val="16"/>
           <w:lang w:val="en-US"/>
         </w:rPr>
-        <w:t>ll</w:t>
+        <w:t>Ll</w:t>
       </w:r>
       <w:proofErr w:type="spellEnd"/>
     </w:p>
@@ -2137,6 +2137,7 @@
         </w:rPr>
         <w:t xml:space="preserve">String: </w:t>
       </w:r>
+      <w:proofErr w:type="spellStart"/>
       <w:r>
         <w:rPr>
           <w:rFonts w:ascii="Courier New" w:hAnsi="Courier New" w:cs="Courier New"/>
@@ -2146,7 +2147,43 @@
           <w:szCs w:val="16"/>
           <w:lang w:val="en-US"/>
         </w:rPr>
-        <w:t>Hallo Welt - hello world</w:t>
+        <w:t>HaLlo</w:t>
+      </w:r>
+      <w:proofErr w:type="spellEnd"/>
+      <w:r>
+        <w:rPr>
+          <w:rFonts w:ascii="Courier New" w:hAnsi="Courier New" w:cs="Courier New"/>
+          <w:b/>
+          <w:bCs/>
+          <w:sz w:val="16"/>
+          <w:szCs w:val="16"/>
+          <w:lang w:val="en-US"/>
+        </w:rPr>
+        <w:t xml:space="preserve"> Welt - </w:t>
+      </w:r>
+      <w:proofErr w:type="spellStart"/>
+      <w:r>
+        <w:rPr>
+          <w:rFonts w:ascii="Courier New" w:hAnsi="Courier New" w:cs="Courier New"/>
+          <w:b/>
+          <w:bCs/>
+          <w:sz w:val="16"/>
+          <w:szCs w:val="16"/>
+          <w:lang w:val="en-US"/>
+        </w:rPr>
+        <w:t>heLlo</w:t>
+      </w:r>
+      <w:proofErr w:type="spellEnd"/>
+      <w:r>
+        <w:rPr>
+          <w:rFonts w:ascii="Courier New" w:hAnsi="Courier New" w:cs="Courier New"/>
+          <w:b/>
+          <w:bCs/>
+          <w:sz w:val="16"/>
+          <w:szCs w:val="16"/>
+          <w:lang w:val="en-US"/>
+        </w:rPr>
+        <w:t xml:space="preserve"> world</w:t>
       </w:r>
     </w:p>
     <w:p>
@@ -2177,17 +2214,57 @@
           <w:szCs w:val="16"/>
           <w:lang w:val="en-US"/>
         </w:rPr>
-        <w:t>("Hallo Welt - hello world", "</w:t>
-      </w:r>
-      <w:proofErr w:type="spellStart"/>
-      <w:r>
-        <w:rPr>
-          <w:rFonts w:ascii="Courier New" w:hAnsi="Courier New" w:cs="Courier New"/>
-          <w:sz w:val="16"/>
-          <w:szCs w:val="16"/>
-          <w:lang w:val="en-US"/>
-        </w:rPr>
-        <w:t>ll</w:t>
+        <w:t>("</w:t>
+      </w:r>
+      <w:proofErr w:type="spellStart"/>
+      <w:r>
+        <w:rPr>
+          <w:rFonts w:ascii="Courier New" w:hAnsi="Courier New" w:cs="Courier New"/>
+          <w:sz w:val="16"/>
+          <w:szCs w:val="16"/>
+          <w:lang w:val="en-US"/>
+        </w:rPr>
+        <w:t>HaLlo</w:t>
+      </w:r>
+      <w:proofErr w:type="spellEnd"/>
+      <w:r>
+        <w:rPr>
+          <w:rFonts w:ascii="Courier New" w:hAnsi="Courier New" w:cs="Courier New"/>
+          <w:sz w:val="16"/>
+          <w:szCs w:val="16"/>
+          <w:lang w:val="en-US"/>
+        </w:rPr>
+        <w:t xml:space="preserve"> Welt - </w:t>
+      </w:r>
+      <w:proofErr w:type="spellStart"/>
+      <w:r>
+        <w:rPr>
+          <w:rFonts w:ascii="Courier New" w:hAnsi="Courier New" w:cs="Courier New"/>
+          <w:sz w:val="16"/>
+          <w:szCs w:val="16"/>
+          <w:lang w:val="en-US"/>
+        </w:rPr>
+        <w:t>heLlo</w:t>
+      </w:r>
+      <w:proofErr w:type="spellEnd"/>
+      <w:r>
+        <w:rPr>
+          <w:rFonts w:ascii="Courier New" w:hAnsi="Courier New" w:cs="Courier New"/>
+          <w:sz w:val="16"/>
+          <w:szCs w:val="16"/>
+          <w:lang w:val="en-US"/>
+        </w:rPr>
+        <w:t xml:space="preserve"> world", "</w:t>
+      </w:r>
+      <w:proofErr w:type="spellStart"/>
+      <w:r>
+        <w:rPr>
+          <w:rFonts w:ascii="Courier New" w:hAnsi="Courier New" w:cs="Courier New"/>
+          <w:sz w:val="16"/>
+          <w:szCs w:val="16"/>
+          <w:lang w:val="en-US"/>
+        </w:rPr>
+        <w:t>Ll</w:t>
       </w:r>
       <w:proofErr w:type="spellEnd"/>
       <w:r>
@@ -2228,17 +2305,57 @@
           <w:szCs w:val="16"/>
           <w:lang w:val="en-US"/>
         </w:rPr>
-        <w:t>("Hallo Welt - hello world", "</w:t>
-      </w:r>
-      <w:proofErr w:type="spellStart"/>
-      <w:r>
-        <w:rPr>
-          <w:rFonts w:ascii="Courier New" w:hAnsi="Courier New" w:cs="Courier New"/>
-          <w:sz w:val="16"/>
-          <w:szCs w:val="16"/>
-          <w:lang w:val="en-US"/>
-        </w:rPr>
-        <w:t>ll</w:t>
+        <w:t>("</w:t>
+      </w:r>
+      <w:proofErr w:type="spellStart"/>
+      <w:r>
+        <w:rPr>
+          <w:rFonts w:ascii="Courier New" w:hAnsi="Courier New" w:cs="Courier New"/>
+          <w:sz w:val="16"/>
+          <w:szCs w:val="16"/>
+          <w:lang w:val="en-US"/>
+        </w:rPr>
+        <w:t>HaLlo</w:t>
+      </w:r>
+      <w:proofErr w:type="spellEnd"/>
+      <w:r>
+        <w:rPr>
+          <w:rFonts w:ascii="Courier New" w:hAnsi="Courier New" w:cs="Courier New"/>
+          <w:sz w:val="16"/>
+          <w:szCs w:val="16"/>
+          <w:lang w:val="en-US"/>
+        </w:rPr>
+        <w:t xml:space="preserve"> Welt - </w:t>
+      </w:r>
+      <w:proofErr w:type="spellStart"/>
+      <w:r>
+        <w:rPr>
+          <w:rFonts w:ascii="Courier New" w:hAnsi="Courier New" w:cs="Courier New"/>
+          <w:sz w:val="16"/>
+          <w:szCs w:val="16"/>
+          <w:lang w:val="en-US"/>
+        </w:rPr>
+        <w:t>heLlo</w:t>
+      </w:r>
+      <w:proofErr w:type="spellEnd"/>
+      <w:r>
+        <w:rPr>
+          <w:rFonts w:ascii="Courier New" w:hAnsi="Courier New" w:cs="Courier New"/>
+          <w:sz w:val="16"/>
+          <w:szCs w:val="16"/>
+          <w:lang w:val="en-US"/>
+        </w:rPr>
+        <w:t xml:space="preserve"> world", "</w:t>
+      </w:r>
+      <w:proofErr w:type="spellStart"/>
+      <w:r>
+        <w:rPr>
+          <w:rFonts w:ascii="Courier New" w:hAnsi="Courier New" w:cs="Courier New"/>
+          <w:sz w:val="16"/>
+          <w:szCs w:val="16"/>
+          <w:lang w:val="en-US"/>
+        </w:rPr>
+        <w:t>Ll</w:t>
       </w:r>
       <w:proofErr w:type="spellEnd"/>
       <w:r>
@@ -2279,17 +2396,57 @@
           <w:szCs w:val="16"/>
           <w:lang w:val="en-US"/>
         </w:rPr>
-        <w:t>("Hallo Welt - hello world", "</w:t>
-      </w:r>
-      <w:proofErr w:type="spellStart"/>
-      <w:r>
-        <w:rPr>
-          <w:rFonts w:ascii="Courier New" w:hAnsi="Courier New" w:cs="Courier New"/>
-          <w:sz w:val="16"/>
-          <w:szCs w:val="16"/>
-          <w:lang w:val="en-US"/>
-        </w:rPr>
-        <w:t>ll</w:t>
+        <w:t>("</w:t>
+      </w:r>
+      <w:proofErr w:type="spellStart"/>
+      <w:r>
+        <w:rPr>
+          <w:rFonts w:ascii="Courier New" w:hAnsi="Courier New" w:cs="Courier New"/>
+          <w:sz w:val="16"/>
+          <w:szCs w:val="16"/>
+          <w:lang w:val="en-US"/>
+        </w:rPr>
+        <w:t>HaLlo</w:t>
+      </w:r>
+      <w:proofErr w:type="spellEnd"/>
+      <w:r>
+        <w:rPr>
+          <w:rFonts w:ascii="Courier New" w:hAnsi="Courier New" w:cs="Courier New"/>
+          <w:sz w:val="16"/>
+          <w:szCs w:val="16"/>
+          <w:lang w:val="en-US"/>
+        </w:rPr>
+        <w:t xml:space="preserve"> Welt - </w:t>
+      </w:r>
+      <w:proofErr w:type="spellStart"/>
+      <w:r>
+        <w:rPr>
+          <w:rFonts w:ascii="Courier New" w:hAnsi="Courier New" w:cs="Courier New"/>
+          <w:sz w:val="16"/>
+          <w:szCs w:val="16"/>
+          <w:lang w:val="en-US"/>
+        </w:rPr>
+        <w:t>heLlo</w:t>
+      </w:r>
+      <w:proofErr w:type="spellEnd"/>
+      <w:r>
+        <w:rPr>
+          <w:rFonts w:ascii="Courier New" w:hAnsi="Courier New" w:cs="Courier New"/>
+          <w:sz w:val="16"/>
+          <w:szCs w:val="16"/>
+          <w:lang w:val="en-US"/>
+        </w:rPr>
+        <w:t xml:space="preserve"> world", "</w:t>
+      </w:r>
+      <w:proofErr w:type="spellStart"/>
+      <w:r>
+        <w:rPr>
+          <w:rFonts w:ascii="Courier New" w:hAnsi="Courier New" w:cs="Courier New"/>
+          <w:sz w:val="16"/>
+          <w:szCs w:val="16"/>
+          <w:lang w:val="en-US"/>
+        </w:rPr>
+        <w:t>Ll</w:t>
       </w:r>
       <w:proofErr w:type="spellEnd"/>
       <w:r>
@@ -2330,17 +2487,57 @@
           <w:szCs w:val="16"/>
           <w:lang w:val="en-US"/>
         </w:rPr>
-        <w:t>("Hallo Welt - hello world", "</w:t>
-      </w:r>
-      <w:proofErr w:type="spellStart"/>
-      <w:r>
-        <w:rPr>
-          <w:rFonts w:ascii="Courier New" w:hAnsi="Courier New" w:cs="Courier New"/>
-          <w:sz w:val="16"/>
-          <w:szCs w:val="16"/>
-          <w:lang w:val="en-US"/>
-        </w:rPr>
-        <w:t>ll</w:t>
+        <w:t>("</w:t>
+      </w:r>
+      <w:proofErr w:type="spellStart"/>
+      <w:r>
+        <w:rPr>
+          <w:rFonts w:ascii="Courier New" w:hAnsi="Courier New" w:cs="Courier New"/>
+          <w:sz w:val="16"/>
+          <w:szCs w:val="16"/>
+          <w:lang w:val="en-US"/>
+        </w:rPr>
+        <w:t>HaLlo</w:t>
+      </w:r>
+      <w:proofErr w:type="spellEnd"/>
+      <w:r>
+        <w:rPr>
+          <w:rFonts w:ascii="Courier New" w:hAnsi="Courier New" w:cs="Courier New"/>
+          <w:sz w:val="16"/>
+          <w:szCs w:val="16"/>
+          <w:lang w:val="en-US"/>
+        </w:rPr>
+        <w:t xml:space="preserve"> Welt - </w:t>
+      </w:r>
+      <w:proofErr w:type="spellStart"/>
+      <w:r>
+        <w:rPr>
+          <w:rFonts w:ascii="Courier New" w:hAnsi="Courier New" w:cs="Courier New"/>
+          <w:sz w:val="16"/>
+          <w:szCs w:val="16"/>
+          <w:lang w:val="en-US"/>
+        </w:rPr>
+        <w:t>heLlo</w:t>
+      </w:r>
+      <w:proofErr w:type="spellEnd"/>
+      <w:r>
+        <w:rPr>
+          <w:rFonts w:ascii="Courier New" w:hAnsi="Courier New" w:cs="Courier New"/>
+          <w:sz w:val="16"/>
+          <w:szCs w:val="16"/>
+          <w:lang w:val="en-US"/>
+        </w:rPr>
+        <w:t xml:space="preserve"> world", "</w:t>
+      </w:r>
+      <w:proofErr w:type="spellStart"/>
+      <w:r>
+        <w:rPr>
+          <w:rFonts w:ascii="Courier New" w:hAnsi="Courier New" w:cs="Courier New"/>
+          <w:sz w:val="16"/>
+          <w:szCs w:val="16"/>
+          <w:lang w:val="en-US"/>
+        </w:rPr>
+        <w:t>Ll</w:t>
       </w:r>
       <w:proofErr w:type="spellEnd"/>
       <w:r>
@@ -2381,17 +2578,57 @@
           <w:szCs w:val="16"/>
           <w:lang w:val="en-US"/>
         </w:rPr>
-        <w:t>("Hallo Welt - hello world", "</w:t>
-      </w:r>
-      <w:proofErr w:type="spellStart"/>
-      <w:r>
-        <w:rPr>
-          <w:rFonts w:ascii="Courier New" w:hAnsi="Courier New" w:cs="Courier New"/>
-          <w:sz w:val="16"/>
-          <w:szCs w:val="16"/>
-          <w:lang w:val="en-US"/>
-        </w:rPr>
-        <w:t>ll</w:t>
+        <w:t>("</w:t>
+      </w:r>
+      <w:proofErr w:type="spellStart"/>
+      <w:r>
+        <w:rPr>
+          <w:rFonts w:ascii="Courier New" w:hAnsi="Courier New" w:cs="Courier New"/>
+          <w:sz w:val="16"/>
+          <w:szCs w:val="16"/>
+          <w:lang w:val="en-US"/>
+        </w:rPr>
+        <w:t>HaLlo</w:t>
+      </w:r>
+      <w:proofErr w:type="spellEnd"/>
+      <w:r>
+        <w:rPr>
+          <w:rFonts w:ascii="Courier New" w:hAnsi="Courier New" w:cs="Courier New"/>
+          <w:sz w:val="16"/>
+          <w:szCs w:val="16"/>
+          <w:lang w:val="en-US"/>
+        </w:rPr>
+        <w:t xml:space="preserve"> Welt - </w:t>
+      </w:r>
+      <w:proofErr w:type="spellStart"/>
+      <w:r>
+        <w:rPr>
+          <w:rFonts w:ascii="Courier New" w:hAnsi="Courier New" w:cs="Courier New"/>
+          <w:sz w:val="16"/>
+          <w:szCs w:val="16"/>
+          <w:lang w:val="en-US"/>
+        </w:rPr>
+        <w:t>heLlo</w:t>
+      </w:r>
+      <w:proofErr w:type="spellEnd"/>
+      <w:r>
+        <w:rPr>
+          <w:rFonts w:ascii="Courier New" w:hAnsi="Courier New" w:cs="Courier New"/>
+          <w:sz w:val="16"/>
+          <w:szCs w:val="16"/>
+          <w:lang w:val="en-US"/>
+        </w:rPr>
+        <w:t xml:space="preserve"> world", "</w:t>
+      </w:r>
+      <w:proofErr w:type="spellStart"/>
+      <w:r>
+        <w:rPr>
+          <w:rFonts w:ascii="Courier New" w:hAnsi="Courier New" w:cs="Courier New"/>
+          <w:sz w:val="16"/>
+          <w:szCs w:val="16"/>
+          <w:lang w:val="en-US"/>
+        </w:rPr>
+        <w:t>Ll</w:t>
       </w:r>
       <w:proofErr w:type="spellEnd"/>
       <w:r>
@@ -2432,17 +2669,57 @@
           <w:szCs w:val="16"/>
           <w:lang w:val="en-US"/>
         </w:rPr>
-        <w:t>("Hallo Welt - hello world", "</w:t>
-      </w:r>
-      <w:proofErr w:type="spellStart"/>
-      <w:r>
-        <w:rPr>
-          <w:rFonts w:ascii="Courier New" w:hAnsi="Courier New" w:cs="Courier New"/>
-          <w:sz w:val="16"/>
-          <w:szCs w:val="16"/>
-          <w:lang w:val="en-US"/>
-        </w:rPr>
-        <w:t>ll</w:t>
+        <w:t>("</w:t>
+      </w:r>
+      <w:proofErr w:type="spellStart"/>
+      <w:r>
+        <w:rPr>
+          <w:rFonts w:ascii="Courier New" w:hAnsi="Courier New" w:cs="Courier New"/>
+          <w:sz w:val="16"/>
+          <w:szCs w:val="16"/>
+          <w:lang w:val="en-US"/>
+        </w:rPr>
+        <w:t>HaLlo</w:t>
+      </w:r>
+      <w:proofErr w:type="spellEnd"/>
+      <w:r>
+        <w:rPr>
+          <w:rFonts w:ascii="Courier New" w:hAnsi="Courier New" w:cs="Courier New"/>
+          <w:sz w:val="16"/>
+          <w:szCs w:val="16"/>
+          <w:lang w:val="en-US"/>
+        </w:rPr>
+        <w:t xml:space="preserve"> Welt - </w:t>
+      </w:r>
+      <w:proofErr w:type="spellStart"/>
+      <w:r>
+        <w:rPr>
+          <w:rFonts w:ascii="Courier New" w:hAnsi="Courier New" w:cs="Courier New"/>
+          <w:sz w:val="16"/>
+          <w:szCs w:val="16"/>
+          <w:lang w:val="en-US"/>
+        </w:rPr>
+        <w:t>heLlo</w:t>
+      </w:r>
+      <w:proofErr w:type="spellEnd"/>
+      <w:r>
+        <w:rPr>
+          <w:rFonts w:ascii="Courier New" w:hAnsi="Courier New" w:cs="Courier New"/>
+          <w:sz w:val="16"/>
+          <w:szCs w:val="16"/>
+          <w:lang w:val="en-US"/>
+        </w:rPr>
+        <w:t xml:space="preserve"> world", "</w:t>
+      </w:r>
+      <w:proofErr w:type="spellStart"/>
+      <w:r>
+        <w:rPr>
+          <w:rFonts w:ascii="Courier New" w:hAnsi="Courier New" w:cs="Courier New"/>
+          <w:sz w:val="16"/>
+          <w:szCs w:val="16"/>
+          <w:lang w:val="en-US"/>
+        </w:rPr>
+        <w:t>Ll</w:t>
       </w:r>
       <w:proofErr w:type="spellEnd"/>
       <w:r>
@@ -2483,27 +2760,67 @@
           <w:szCs w:val="16"/>
           <w:lang w:val="en-US"/>
         </w:rPr>
-        <w:t>("Hallo Welt - hello world", "</w:t>
-      </w:r>
-      <w:proofErr w:type="spellStart"/>
-      <w:r>
-        <w:rPr>
-          <w:rFonts w:ascii="Courier New" w:hAnsi="Courier New" w:cs="Courier New"/>
-          <w:sz w:val="16"/>
-          <w:szCs w:val="16"/>
-          <w:lang w:val="en-US"/>
-        </w:rPr>
-        <w:t>ll</w:t>
-      </w:r>
-      <w:proofErr w:type="spellEnd"/>
-      <w:r>
-        <w:rPr>
-          <w:rFonts w:ascii="Courier New" w:hAnsi="Courier New" w:cs="Courier New"/>
-          <w:sz w:val="16"/>
-          <w:szCs w:val="16"/>
-          <w:lang w:val="en-US"/>
-        </w:rPr>
-        <w:t>", 15)  = 15</w:t>
+        <w:t>("</w:t>
+      </w:r>
+      <w:proofErr w:type="spellStart"/>
+      <w:r>
+        <w:rPr>
+          <w:rFonts w:ascii="Courier New" w:hAnsi="Courier New" w:cs="Courier New"/>
+          <w:sz w:val="16"/>
+          <w:szCs w:val="16"/>
+          <w:lang w:val="en-US"/>
+        </w:rPr>
+        <w:t>HaLlo</w:t>
+      </w:r>
+      <w:proofErr w:type="spellEnd"/>
+      <w:r>
+        <w:rPr>
+          <w:rFonts w:ascii="Courier New" w:hAnsi="Courier New" w:cs="Courier New"/>
+          <w:sz w:val="16"/>
+          <w:szCs w:val="16"/>
+          <w:lang w:val="en-US"/>
+        </w:rPr>
+        <w:t xml:space="preserve"> Welt - </w:t>
+      </w:r>
+      <w:proofErr w:type="spellStart"/>
+      <w:r>
+        <w:rPr>
+          <w:rFonts w:ascii="Courier New" w:hAnsi="Courier New" w:cs="Courier New"/>
+          <w:sz w:val="16"/>
+          <w:szCs w:val="16"/>
+          <w:lang w:val="en-US"/>
+        </w:rPr>
+        <w:t>heLlo</w:t>
+      </w:r>
+      <w:proofErr w:type="spellEnd"/>
+      <w:r>
+        <w:rPr>
+          <w:rFonts w:ascii="Courier New" w:hAnsi="Courier New" w:cs="Courier New"/>
+          <w:sz w:val="16"/>
+          <w:szCs w:val="16"/>
+          <w:lang w:val="en-US"/>
+        </w:rPr>
+        <w:t xml:space="preserve"> world", "</w:t>
+      </w:r>
+      <w:proofErr w:type="spellStart"/>
+      <w:r>
+        <w:rPr>
+          <w:rFonts w:ascii="Courier New" w:hAnsi="Courier New" w:cs="Courier New"/>
+          <w:sz w:val="16"/>
+          <w:szCs w:val="16"/>
+          <w:lang w:val="en-US"/>
+        </w:rPr>
+        <w:t>Ll</w:t>
+      </w:r>
+      <w:proofErr w:type="spellEnd"/>
+      <w:r>
+        <w:rPr>
+          <w:rFonts w:ascii="Courier New" w:hAnsi="Courier New" w:cs="Courier New"/>
+          <w:sz w:val="16"/>
+          <w:szCs w:val="16"/>
+          <w:lang w:val="en-US"/>
+        </w:rPr>
+        <w:t>", 15)  = 2</w:t>
       </w:r>
     </w:p>
     <w:p>
@@ -2534,27 +2851,67 @@
           <w:szCs w:val="16"/>
           <w:lang w:val="en-US"/>
         </w:rPr>
-        <w:t>("Hallo Welt - hello world", "</w:t>
-      </w:r>
-      <w:proofErr w:type="spellStart"/>
-      <w:r>
-        <w:rPr>
-          <w:rFonts w:ascii="Courier New" w:hAnsi="Courier New" w:cs="Courier New"/>
-          <w:sz w:val="16"/>
-          <w:szCs w:val="16"/>
-          <w:lang w:val="en-US"/>
-        </w:rPr>
-        <w:t>ll</w:t>
-      </w:r>
-      <w:proofErr w:type="spellEnd"/>
-      <w:r>
-        <w:rPr>
-          <w:rFonts w:ascii="Courier New" w:hAnsi="Courier New" w:cs="Courier New"/>
-          <w:sz w:val="16"/>
-          <w:szCs w:val="16"/>
-          <w:lang w:val="en-US"/>
-        </w:rPr>
-        <w:t>", 14)  = 2</w:t>
+        <w:t>("</w:t>
+      </w:r>
+      <w:proofErr w:type="spellStart"/>
+      <w:r>
+        <w:rPr>
+          <w:rFonts w:ascii="Courier New" w:hAnsi="Courier New" w:cs="Courier New"/>
+          <w:sz w:val="16"/>
+          <w:szCs w:val="16"/>
+          <w:lang w:val="en-US"/>
+        </w:rPr>
+        <w:t>HaLlo</w:t>
+      </w:r>
+      <w:proofErr w:type="spellEnd"/>
+      <w:r>
+        <w:rPr>
+          <w:rFonts w:ascii="Courier New" w:hAnsi="Courier New" w:cs="Courier New"/>
+          <w:sz w:val="16"/>
+          <w:szCs w:val="16"/>
+          <w:lang w:val="en-US"/>
+        </w:rPr>
+        <w:t xml:space="preserve"> Welt - </w:t>
+      </w:r>
+      <w:proofErr w:type="spellStart"/>
+      <w:r>
+        <w:rPr>
+          <w:rFonts w:ascii="Courier New" w:hAnsi="Courier New" w:cs="Courier New"/>
+          <w:sz w:val="16"/>
+          <w:szCs w:val="16"/>
+          <w:lang w:val="en-US"/>
+        </w:rPr>
+        <w:t>heLlo</w:t>
+      </w:r>
+      <w:proofErr w:type="spellEnd"/>
+      <w:r>
+        <w:rPr>
+          <w:rFonts w:ascii="Courier New" w:hAnsi="Courier New" w:cs="Courier New"/>
+          <w:sz w:val="16"/>
+          <w:szCs w:val="16"/>
+          <w:lang w:val="en-US"/>
+        </w:rPr>
+        <w:t xml:space="preserve"> world", "</w:t>
+      </w:r>
+      <w:proofErr w:type="spellStart"/>
+      <w:r>
+        <w:rPr>
+          <w:rFonts w:ascii="Courier New" w:hAnsi="Courier New" w:cs="Courier New"/>
+          <w:sz w:val="16"/>
+          <w:szCs w:val="16"/>
+          <w:lang w:val="en-US"/>
+        </w:rPr>
+        <w:t>Ll</w:t>
+      </w:r>
+      <w:proofErr w:type="spellEnd"/>
+      <w:r>
+        <w:rPr>
+          <w:rFonts w:ascii="Courier New" w:hAnsi="Courier New" w:cs="Courier New"/>
+          <w:sz w:val="16"/>
+          <w:szCs w:val="16"/>
+          <w:lang w:val="en-US"/>
+        </w:rPr>
+        <w:t>", 2)  = -1</w:t>
       </w:r>
     </w:p>
     <w:p>
@@ -2567,45 +2924,114 @@
           <w:lang w:val="en-US"/>
         </w:rPr>
       </w:pPr>
-      <w:proofErr w:type="spellStart"/>
-      <w:r>
-        <w:rPr>
-          <w:rFonts w:ascii="Courier New" w:hAnsi="Courier New" w:cs="Courier New"/>
-          <w:sz w:val="16"/>
-          <w:szCs w:val="16"/>
-          <w:lang w:val="en-US"/>
-        </w:rPr>
-        <w:t>LastIndexOf</w:t>
-      </w:r>
-      <w:proofErr w:type="spellEnd"/>
-      <w:r>
-        <w:rPr>
-          <w:rFonts w:ascii="Courier New" w:hAnsi="Courier New" w:cs="Courier New"/>
-          <w:sz w:val="16"/>
-          <w:szCs w:val="16"/>
-          <w:lang w:val="en-US"/>
-        </w:rPr>
-        <w:t>("Hallo Welt - hello world", "</w:t>
-      </w:r>
-      <w:proofErr w:type="spellStart"/>
-      <w:r>
-        <w:rPr>
-          <w:rFonts w:ascii="Courier New" w:hAnsi="Courier New" w:cs="Courier New"/>
-          <w:sz w:val="16"/>
-          <w:szCs w:val="16"/>
-          <w:lang w:val="en-US"/>
-        </w:rPr>
-        <w:t>ll</w:t>
-      </w:r>
-      <w:proofErr w:type="spellEnd"/>
-      <w:r>
-        <w:rPr>
-          <w:rFonts w:ascii="Courier New" w:hAnsi="Courier New" w:cs="Courier New"/>
-          <w:sz w:val="16"/>
-          <w:szCs w:val="16"/>
-          <w:lang w:val="en-US"/>
-        </w:rPr>
-        <w:t>", 2)  = 2</w:t>
+      <w:r>
+        <w:rPr>
+          <w:rFonts w:ascii="Courier New" w:hAnsi="Courier New" w:cs="Courier New"/>
+          <w:sz w:val="16"/>
+          <w:szCs w:val="16"/>
+          <w:lang w:val="en-US"/>
+        </w:rPr>
+        <w:t>Replace("</w:t>
+      </w:r>
+      <w:proofErr w:type="spellStart"/>
+      <w:r>
+        <w:rPr>
+          <w:rFonts w:ascii="Courier New" w:hAnsi="Courier New" w:cs="Courier New"/>
+          <w:sz w:val="16"/>
+          <w:szCs w:val="16"/>
+          <w:lang w:val="en-US"/>
+        </w:rPr>
+        <w:t>HaLlo</w:t>
+      </w:r>
+      <w:proofErr w:type="spellEnd"/>
+      <w:r>
+        <w:rPr>
+          <w:rFonts w:ascii="Courier New" w:hAnsi="Courier New" w:cs="Courier New"/>
+          <w:sz w:val="16"/>
+          <w:szCs w:val="16"/>
+          <w:lang w:val="en-US"/>
+        </w:rPr>
+        <w:t xml:space="preserve"> Welt - </w:t>
+      </w:r>
+      <w:proofErr w:type="spellStart"/>
+      <w:r>
+        <w:rPr>
+          <w:rFonts w:ascii="Courier New" w:hAnsi="Courier New" w:cs="Courier New"/>
+          <w:sz w:val="16"/>
+          <w:szCs w:val="16"/>
+          <w:lang w:val="en-US"/>
+        </w:rPr>
+        <w:t>heLlo</w:t>
+      </w:r>
+      <w:proofErr w:type="spellEnd"/>
+      <w:r>
+        <w:rPr>
+          <w:rFonts w:ascii="Courier New" w:hAnsi="Courier New" w:cs="Courier New"/>
+          <w:sz w:val="16"/>
+          <w:szCs w:val="16"/>
+          <w:lang w:val="en-US"/>
+        </w:rPr>
+        <w:t xml:space="preserve"> world", "</w:t>
+      </w:r>
+      <w:proofErr w:type="spellStart"/>
+      <w:r>
+        <w:rPr>
+          <w:rFonts w:ascii="Courier New" w:hAnsi="Courier New" w:cs="Courier New"/>
+          <w:sz w:val="16"/>
+          <w:szCs w:val="16"/>
+          <w:lang w:val="en-US"/>
+        </w:rPr>
+        <w:t>Ll</w:t>
+      </w:r>
+      <w:proofErr w:type="spellEnd"/>
+      <w:r>
+        <w:rPr>
+          <w:rFonts w:ascii="Courier New" w:hAnsi="Courier New" w:cs="Courier New"/>
+          <w:sz w:val="16"/>
+          <w:szCs w:val="16"/>
+          <w:lang w:val="en-US"/>
+        </w:rPr>
+        <w:t>", "XXX")  = "</w:t>
+      </w:r>
+      <w:proofErr w:type="spellStart"/>
+      <w:r>
+        <w:rPr>
+          <w:rFonts w:ascii="Courier New" w:hAnsi="Courier New" w:cs="Courier New"/>
+          <w:sz w:val="16"/>
+          <w:szCs w:val="16"/>
+          <w:lang w:val="en-US"/>
+        </w:rPr>
+        <w:t>HaXXXo</w:t>
+      </w:r>
+      <w:proofErr w:type="spellEnd"/>
+      <w:r>
+        <w:rPr>
+          <w:rFonts w:ascii="Courier New" w:hAnsi="Courier New" w:cs="Courier New"/>
+          <w:sz w:val="16"/>
+          <w:szCs w:val="16"/>
+          <w:lang w:val="en-US"/>
+        </w:rPr>
+        <w:t xml:space="preserve"> Welt - </w:t>
+      </w:r>
+      <w:proofErr w:type="spellStart"/>
+      <w:r>
+        <w:rPr>
+          <w:rFonts w:ascii="Courier New" w:hAnsi="Courier New" w:cs="Courier New"/>
+          <w:sz w:val="16"/>
+          <w:szCs w:val="16"/>
+          <w:lang w:val="en-US"/>
+        </w:rPr>
+        <w:t>heXXXo</w:t>
+      </w:r>
+      <w:proofErr w:type="spellEnd"/>
+      <w:r>
+        <w:rPr>
+          <w:rFonts w:ascii="Courier New" w:hAnsi="Courier New" w:cs="Courier New"/>
+          <w:sz w:val="16"/>
+          <w:szCs w:val="16"/>
+          <w:lang w:val="en-US"/>
+        </w:rPr>
+        <w:t xml:space="preserve"> world"</w:t>
       </w:r>
     </w:p>
     <w:p>
@@ -2618,46 +3044,28 @@
           <w:lang w:val="en-US"/>
         </w:rPr>
       </w:pPr>
-      <w:proofErr w:type="spellStart"/>
-      <w:r>
-        <w:rPr>
-          <w:rFonts w:ascii="Courier New" w:hAnsi="Courier New" w:cs="Courier New"/>
-          <w:sz w:val="16"/>
-          <w:szCs w:val="16"/>
-          <w:lang w:val="en-US"/>
-        </w:rPr>
-        <w:t>LastIndexOf</w:t>
-      </w:r>
-      <w:proofErr w:type="spellEnd"/>
-      <w:r>
-        <w:rPr>
-          <w:rFonts w:ascii="Courier New" w:hAnsi="Courier New" w:cs="Courier New"/>
-          <w:sz w:val="16"/>
-          <w:szCs w:val="16"/>
-          <w:lang w:val="en-US"/>
-        </w:rPr>
-        <w:t>("Hallo Welt - hello world", "</w:t>
-      </w:r>
-      <w:proofErr w:type="spellStart"/>
-      <w:r>
-        <w:rPr>
-          <w:rFonts w:ascii="Courier New" w:hAnsi="Courier New" w:cs="Courier New"/>
-          <w:sz w:val="16"/>
-          <w:szCs w:val="16"/>
-          <w:lang w:val="en-US"/>
-        </w:rPr>
-        <w:t>ll</w:t>
-      </w:r>
-      <w:proofErr w:type="spellEnd"/>
-      <w:r>
-        <w:rPr>
-          <w:rFonts w:ascii="Courier New" w:hAnsi="Courier New" w:cs="Courier New"/>
-          <w:sz w:val="16"/>
-          <w:szCs w:val="16"/>
-          <w:lang w:val="en-US"/>
-        </w:rPr>
-        <w:t>", 1)  = -1</w:t>
-      </w:r>
+      <w:r>
+        <w:rPr>
+          <w:rFonts w:ascii="Courier New" w:hAnsi="Courier New" w:cs="Courier New"/>
+          <w:sz w:val="16"/>
+          <w:szCs w:val="16"/>
+          <w:lang w:val="en-US"/>
+        </w:rPr>
+        <w:t xml:space="preserve">String: </w:t>
+      </w:r>
+      <w:proofErr w:type="spellStart"/>
+      <w:r>
+        <w:rPr>
+          <w:rFonts w:ascii="Courier New" w:hAnsi="Courier New" w:cs="Courier New"/>
+          <w:b/>
+          <w:bCs/>
+          <w:sz w:val="16"/>
+          <w:szCs w:val="16"/>
+          <w:lang w:val="en-US"/>
+        </w:rPr>
+        <w:t>Ll</w:t>
+      </w:r>
+      <w:proofErr w:type="spellEnd"/>
     </w:p>
     <w:p>
       <w:pPr>
@@ -2669,74 +3077,65 @@
           <w:lang w:val="en-US"/>
         </w:rPr>
       </w:pPr>
-      <w:r>
-        <w:rPr>
-          <w:rFonts w:ascii="Courier New" w:hAnsi="Courier New" w:cs="Courier New"/>
-          <w:sz w:val="16"/>
-          <w:szCs w:val="16"/>
-          <w:lang w:val="en-US"/>
-        </w:rPr>
-        <w:t>Replace("Hallo Welt - hello world", "</w:t>
-      </w:r>
-      <w:proofErr w:type="spellStart"/>
-      <w:r>
-        <w:rPr>
-          <w:rFonts w:ascii="Courier New" w:hAnsi="Courier New" w:cs="Courier New"/>
-          <w:sz w:val="16"/>
-          <w:szCs w:val="16"/>
-          <w:lang w:val="en-US"/>
-        </w:rPr>
-        <w:t>ll</w:t>
-      </w:r>
-      <w:proofErr w:type="spellEnd"/>
-      <w:r>
-        <w:rPr>
-          <w:rFonts w:ascii="Courier New" w:hAnsi="Courier New" w:cs="Courier New"/>
-          <w:sz w:val="16"/>
-          <w:szCs w:val="16"/>
-          <w:lang w:val="en-US"/>
-        </w:rPr>
-        <w:t>", "XXX")  = "</w:t>
-      </w:r>
-      <w:proofErr w:type="spellStart"/>
-      <w:r>
-        <w:rPr>
-          <w:rFonts w:ascii="Courier New" w:hAnsi="Courier New" w:cs="Courier New"/>
-          <w:sz w:val="16"/>
-          <w:szCs w:val="16"/>
-          <w:lang w:val="en-US"/>
-        </w:rPr>
-        <w:t>HaXXXo</w:t>
-      </w:r>
-      <w:proofErr w:type="spellEnd"/>
-      <w:r>
-        <w:rPr>
-          <w:rFonts w:ascii="Courier New" w:hAnsi="Courier New" w:cs="Courier New"/>
-          <w:sz w:val="16"/>
-          <w:szCs w:val="16"/>
-          <w:lang w:val="en-US"/>
-        </w:rPr>
-        <w:t xml:space="preserve"> Welt - </w:t>
-      </w:r>
-      <w:proofErr w:type="spellStart"/>
-      <w:r>
-        <w:rPr>
-          <w:rFonts w:ascii="Courier New" w:hAnsi="Courier New" w:cs="Courier New"/>
-          <w:sz w:val="16"/>
-          <w:szCs w:val="16"/>
-          <w:lang w:val="en-US"/>
-        </w:rPr>
-        <w:t>heXXXo</w:t>
-      </w:r>
-      <w:proofErr w:type="spellEnd"/>
-      <w:r>
-        <w:rPr>
-          <w:rFonts w:ascii="Courier New" w:hAnsi="Courier New" w:cs="Courier New"/>
-          <w:sz w:val="16"/>
-          <w:szCs w:val="16"/>
-          <w:lang w:val="en-US"/>
-        </w:rPr>
-        <w:t xml:space="preserve"> world"</w:t>
+      <w:proofErr w:type="spellStart"/>
+      <w:r>
+        <w:rPr>
+          <w:rFonts w:ascii="Courier New" w:hAnsi="Courier New" w:cs="Courier New"/>
+          <w:sz w:val="16"/>
+          <w:szCs w:val="16"/>
+          <w:lang w:val="en-US"/>
+        </w:rPr>
+        <w:t>IndexOf</w:t>
+      </w:r>
+      <w:proofErr w:type="spellEnd"/>
+      <w:r>
+        <w:rPr>
+          <w:rFonts w:ascii="Courier New" w:hAnsi="Courier New" w:cs="Courier New"/>
+          <w:sz w:val="16"/>
+          <w:szCs w:val="16"/>
+          <w:lang w:val="en-US"/>
+        </w:rPr>
+        <w:t>("</w:t>
+      </w:r>
+      <w:proofErr w:type="spellStart"/>
+      <w:r>
+        <w:rPr>
+          <w:rFonts w:ascii="Courier New" w:hAnsi="Courier New" w:cs="Courier New"/>
+          <w:sz w:val="16"/>
+          <w:szCs w:val="16"/>
+          <w:lang w:val="en-US"/>
+        </w:rPr>
+        <w:t>Ll</w:t>
+      </w:r>
+      <w:proofErr w:type="spellEnd"/>
+      <w:r>
+        <w:rPr>
+          <w:rFonts w:ascii="Courier New" w:hAnsi="Courier New" w:cs="Courier New"/>
+          <w:sz w:val="16"/>
+          <w:szCs w:val="16"/>
+          <w:lang w:val="en-US"/>
+        </w:rPr>
+        <w:t>", "</w:t>
+      </w:r>
+      <w:proofErr w:type="spellStart"/>
+      <w:r>
+        <w:rPr>
+          <w:rFonts w:ascii="Courier New" w:hAnsi="Courier New" w:cs="Courier New"/>
+          <w:sz w:val="16"/>
+          <w:szCs w:val="16"/>
+          <w:lang w:val="en-US"/>
+        </w:rPr>
+        <w:t>Ll</w:t>
+      </w:r>
+      <w:proofErr w:type="spellEnd"/>
+      <w:r>
+        <w:rPr>
+          <w:rFonts w:ascii="Courier New" w:hAnsi="Courier New" w:cs="Courier New"/>
+          <w:sz w:val="16"/>
+          <w:szCs w:val="16"/>
+          <w:lang w:val="en-US"/>
+        </w:rPr>
+        <w:t>", 0)  = 0</w:t>
       </w:r>
     </w:p>
     <w:p>
@@ -2749,6 +3148,288 @@
           <w:lang w:val="en-US"/>
         </w:rPr>
       </w:pPr>
+      <w:proofErr w:type="spellStart"/>
+      <w:r>
+        <w:rPr>
+          <w:rFonts w:ascii="Courier New" w:hAnsi="Courier New" w:cs="Courier New"/>
+          <w:sz w:val="16"/>
+          <w:szCs w:val="16"/>
+          <w:lang w:val="en-US"/>
+        </w:rPr>
+        <w:t>IndexOf</w:t>
+      </w:r>
+      <w:proofErr w:type="spellEnd"/>
+      <w:r>
+        <w:rPr>
+          <w:rFonts w:ascii="Courier New" w:hAnsi="Courier New" w:cs="Courier New"/>
+          <w:sz w:val="16"/>
+          <w:szCs w:val="16"/>
+          <w:lang w:val="en-US"/>
+        </w:rPr>
+        <w:t>("</w:t>
+      </w:r>
+      <w:proofErr w:type="spellStart"/>
+      <w:r>
+        <w:rPr>
+          <w:rFonts w:ascii="Courier New" w:hAnsi="Courier New" w:cs="Courier New"/>
+          <w:sz w:val="16"/>
+          <w:szCs w:val="16"/>
+          <w:lang w:val="en-US"/>
+        </w:rPr>
+        <w:t>Ll</w:t>
+      </w:r>
+      <w:proofErr w:type="spellEnd"/>
+      <w:r>
+        <w:rPr>
+          <w:rFonts w:ascii="Courier New" w:hAnsi="Courier New" w:cs="Courier New"/>
+          <w:sz w:val="16"/>
+          <w:szCs w:val="16"/>
+          <w:lang w:val="en-US"/>
+        </w:rPr>
+        <w:t>", "</w:t>
+      </w:r>
+      <w:proofErr w:type="spellStart"/>
+      <w:r>
+        <w:rPr>
+          <w:rFonts w:ascii="Courier New" w:hAnsi="Courier New" w:cs="Courier New"/>
+          <w:sz w:val="16"/>
+          <w:szCs w:val="16"/>
+          <w:lang w:val="en-US"/>
+        </w:rPr>
+        <w:t>Ll</w:t>
+      </w:r>
+      <w:proofErr w:type="spellEnd"/>
+      <w:r>
+        <w:rPr>
+          <w:rFonts w:ascii="Courier New" w:hAnsi="Courier New" w:cs="Courier New"/>
+          <w:sz w:val="16"/>
+          <w:szCs w:val="16"/>
+          <w:lang w:val="en-US"/>
+        </w:rPr>
+        <w:t>", 1)  = -1</w:t>
+      </w:r>
+    </w:p>
+    <w:p>
+      <w:pPr>
+        <w:spacing w:after="0" w:line="240" w:lineRule="auto"/>
+        <w:rPr>
+          <w:rFonts w:ascii="Courier New" w:hAnsi="Courier New" w:cs="Courier New"/>
+          <w:sz w:val="16"/>
+          <w:szCs w:val="16"/>
+          <w:lang w:val="en-US"/>
+        </w:rPr>
+      </w:pPr>
+      <w:proofErr w:type="spellStart"/>
+      <w:r>
+        <w:rPr>
+          <w:rFonts w:ascii="Courier New" w:hAnsi="Courier New" w:cs="Courier New"/>
+          <w:sz w:val="16"/>
+          <w:szCs w:val="16"/>
+          <w:lang w:val="en-US"/>
+        </w:rPr>
+        <w:t>LastIndexOf</w:t>
+      </w:r>
+      <w:proofErr w:type="spellEnd"/>
+      <w:r>
+        <w:rPr>
+          <w:rFonts w:ascii="Courier New" w:hAnsi="Courier New" w:cs="Courier New"/>
+          <w:sz w:val="16"/>
+          <w:szCs w:val="16"/>
+          <w:lang w:val="en-US"/>
+        </w:rPr>
+        <w:t>("</w:t>
+      </w:r>
+      <w:proofErr w:type="spellStart"/>
+      <w:r>
+        <w:rPr>
+          <w:rFonts w:ascii="Courier New" w:hAnsi="Courier New" w:cs="Courier New"/>
+          <w:sz w:val="16"/>
+          <w:szCs w:val="16"/>
+          <w:lang w:val="en-US"/>
+        </w:rPr>
+        <w:t>Ll</w:t>
+      </w:r>
+      <w:proofErr w:type="spellEnd"/>
+      <w:r>
+        <w:rPr>
+          <w:rFonts w:ascii="Courier New" w:hAnsi="Courier New" w:cs="Courier New"/>
+          <w:sz w:val="16"/>
+          <w:szCs w:val="16"/>
+          <w:lang w:val="en-US"/>
+        </w:rPr>
+        <w:t>", "</w:t>
+      </w:r>
+      <w:proofErr w:type="spellStart"/>
+      <w:r>
+        <w:rPr>
+          <w:rFonts w:ascii="Courier New" w:hAnsi="Courier New" w:cs="Courier New"/>
+          <w:sz w:val="16"/>
+          <w:szCs w:val="16"/>
+          <w:lang w:val="en-US"/>
+        </w:rPr>
+        <w:t>Ll</w:t>
+      </w:r>
+      <w:proofErr w:type="spellEnd"/>
+      <w:r>
+        <w:rPr>
+          <w:rFonts w:ascii="Courier New" w:hAnsi="Courier New" w:cs="Courier New"/>
+          <w:sz w:val="16"/>
+          <w:szCs w:val="16"/>
+          <w:lang w:val="en-US"/>
+        </w:rPr>
+        <w:t>", 1)  = 0</w:t>
+      </w:r>
+    </w:p>
+    <w:p>
+      <w:pPr>
+        <w:spacing w:after="0" w:line="240" w:lineRule="auto"/>
+        <w:rPr>
+          <w:rFonts w:ascii="Courier New" w:hAnsi="Courier New" w:cs="Courier New"/>
+          <w:sz w:val="16"/>
+          <w:szCs w:val="16"/>
+          <w:lang w:val="en-US"/>
+        </w:rPr>
+      </w:pPr>
+      <w:proofErr w:type="spellStart"/>
+      <w:r>
+        <w:rPr>
+          <w:rFonts w:ascii="Courier New" w:hAnsi="Courier New" w:cs="Courier New"/>
+          <w:sz w:val="16"/>
+          <w:szCs w:val="16"/>
+          <w:lang w:val="en-US"/>
+        </w:rPr>
+        <w:t>LastIndexOf</w:t>
+      </w:r>
+      <w:proofErr w:type="spellEnd"/>
+      <w:r>
+        <w:rPr>
+          <w:rFonts w:ascii="Courier New" w:hAnsi="Courier New" w:cs="Courier New"/>
+          <w:sz w:val="16"/>
+          <w:szCs w:val="16"/>
+          <w:lang w:val="en-US"/>
+        </w:rPr>
+        <w:t>("</w:t>
+      </w:r>
+      <w:proofErr w:type="spellStart"/>
+      <w:r>
+        <w:rPr>
+          <w:rFonts w:ascii="Courier New" w:hAnsi="Courier New" w:cs="Courier New"/>
+          <w:sz w:val="16"/>
+          <w:szCs w:val="16"/>
+          <w:lang w:val="en-US"/>
+        </w:rPr>
+        <w:t>Ll</w:t>
+      </w:r>
+      <w:proofErr w:type="spellEnd"/>
+      <w:r>
+        <w:rPr>
+          <w:rFonts w:ascii="Courier New" w:hAnsi="Courier New" w:cs="Courier New"/>
+          <w:sz w:val="16"/>
+          <w:szCs w:val="16"/>
+          <w:lang w:val="en-US"/>
+        </w:rPr>
+        <w:t>", "</w:t>
+      </w:r>
+      <w:proofErr w:type="spellStart"/>
+      <w:r>
+        <w:rPr>
+          <w:rFonts w:ascii="Courier New" w:hAnsi="Courier New" w:cs="Courier New"/>
+          <w:sz w:val="16"/>
+          <w:szCs w:val="16"/>
+          <w:lang w:val="en-US"/>
+        </w:rPr>
+        <w:t>Ll</w:t>
+      </w:r>
+      <w:proofErr w:type="spellEnd"/>
+      <w:r>
+        <w:rPr>
+          <w:rFonts w:ascii="Courier New" w:hAnsi="Courier New" w:cs="Courier New"/>
+          <w:sz w:val="16"/>
+          <w:szCs w:val="16"/>
+          <w:lang w:val="en-US"/>
+        </w:rPr>
+        <w:t>", 0)  = -1</w:t>
+      </w:r>
+    </w:p>
+    <w:p>
+      <w:pPr>
+        <w:spacing w:after="0" w:line="240" w:lineRule="auto"/>
+        <w:rPr>
+          <w:rFonts w:ascii="Courier New" w:hAnsi="Courier New" w:cs="Courier New"/>
+          <w:sz w:val="16"/>
+          <w:szCs w:val="16"/>
+          <w:lang w:val="en-US"/>
+        </w:rPr>
+      </w:pPr>
+      <w:r>
+        <w:rPr>
+          <w:rFonts w:ascii="Courier New" w:hAnsi="Courier New" w:cs="Courier New"/>
+          <w:sz w:val="16"/>
+          <w:szCs w:val="16"/>
+          <w:lang w:val="en-US"/>
+        </w:rPr>
+        <w:t>Replace("</w:t>
+      </w:r>
+      <w:proofErr w:type="spellStart"/>
+      <w:r>
+        <w:rPr>
+          <w:rFonts w:ascii="Courier New" w:hAnsi="Courier New" w:cs="Courier New"/>
+          <w:sz w:val="16"/>
+          <w:szCs w:val="16"/>
+          <w:lang w:val="en-US"/>
+        </w:rPr>
+        <w:t>Ll</w:t>
+      </w:r>
+      <w:proofErr w:type="spellEnd"/>
+      <w:r>
+        <w:rPr>
+          <w:rFonts w:ascii="Courier New" w:hAnsi="Courier New" w:cs="Courier New"/>
+          <w:sz w:val="16"/>
+          <w:szCs w:val="16"/>
+          <w:lang w:val="en-US"/>
+        </w:rPr>
+        <w:t>", "</w:t>
+      </w:r>
+      <w:proofErr w:type="spellStart"/>
+      <w:r>
+        <w:rPr>
+          <w:rFonts w:ascii="Courier New" w:hAnsi="Courier New" w:cs="Courier New"/>
+          <w:sz w:val="16"/>
+          <w:szCs w:val="16"/>
+          <w:lang w:val="en-US"/>
+        </w:rPr>
+        <w:t>Ll</w:t>
+      </w:r>
+      <w:proofErr w:type="spellEnd"/>
+      <w:r>
+        <w:rPr>
+          <w:rFonts w:ascii="Courier New" w:hAnsi="Courier New" w:cs="Courier New"/>
+          <w:sz w:val="16"/>
+          <w:szCs w:val="16"/>
+          <w:lang w:val="en-US"/>
+        </w:rPr>
+        <w:t>", "XXX")  = "XXX"</w:t>
+      </w:r>
+      <w:r>
+        <w:rPr>
+          <w:rFonts w:ascii="Courier New" w:hAnsi="Courier New" w:cs="Courier New"/>
+          <w:sz w:val="16"/>
+          <w:szCs w:val="16"/>
+          <w:lang w:val="en-US"/>
+        </w:rPr>
+        <w:t xml:space="preserve"> </w:t>
+      </w:r>
+    </w:p>
+    <w:p>
+      <w:pPr>
+        <w:spacing w:after="0" w:line="240" w:lineRule="auto"/>
+        <w:rPr>
+          <w:rFonts w:ascii="Courier New" w:hAnsi="Courier New" w:cs="Courier New"/>
+          <w:sz w:val="16"/>
+          <w:szCs w:val="16"/>
+          <w:lang w:val="en-US"/>
+        </w:rPr>
+      </w:pPr>
       <w:r>
         <w:rPr>
           <w:rFonts w:ascii="Courier New" w:hAnsi="Courier New" w:cs="Courier New"/>
@@ -2768,7 +3449,7 @@
           <w:szCs w:val="16"/>
           <w:lang w:val="en-US"/>
         </w:rPr>
-        <w:t>ll</w:t>
+        <w:t>NothingToReplace</w:t>
       </w:r>
       <w:proofErr w:type="spellEnd"/>
     </w:p>
@@ -2810,7 +3491,7 @@
           <w:szCs w:val="16"/>
           <w:lang w:val="en-US"/>
         </w:rPr>
-        <w:t>ll</w:t>
+        <w:t>NothingToReplace</w:t>
       </w:r>
       <w:proofErr w:type="spellEnd"/>
       <w:r>
@@ -2830,17 +3511,26 @@
           <w:szCs w:val="16"/>
           <w:lang w:val="en-US"/>
         </w:rPr>
-        <w:t>ll</w:t>
-      </w:r>
-      <w:proofErr w:type="spellEnd"/>
-      <w:r>
-        <w:rPr>
-          <w:rFonts w:ascii="Courier New" w:hAnsi="Courier New" w:cs="Courier New"/>
-          <w:sz w:val="16"/>
-          <w:szCs w:val="16"/>
-          <w:lang w:val="en-US"/>
-        </w:rPr>
-        <w:t>", 0)  = 0</w:t>
+        <w:t>L</w:t>
+      </w:r>
+      <w:r>
+        <w:rPr>
+          <w:rFonts w:ascii="Courier New" w:hAnsi="Courier New" w:cs="Courier New"/>
+          <w:sz w:val="16"/>
+          <w:szCs w:val="16"/>
+          <w:lang w:val="en-US"/>
+        </w:rPr>
+        <w:t>l</w:t>
+      </w:r>
+      <w:proofErr w:type="spellEnd"/>
+      <w:r>
+        <w:rPr>
+          <w:rFonts w:ascii="Courier New" w:hAnsi="Courier New" w:cs="Courier New"/>
+          <w:sz w:val="16"/>
+          <w:szCs w:val="16"/>
+          <w:lang w:val="en-US"/>
+        </w:rPr>
+        <w:t>", 0)  = -1</w:t>
       </w:r>
     </w:p>
     <w:p>
@@ -2861,7 +3551,7 @@
           <w:szCs w:val="16"/>
           <w:lang w:val="en-US"/>
         </w:rPr>
-        <w:t>IndexOf</w:t>
+        <w:t>LastIndexOf</w:t>
       </w:r>
       <w:proofErr w:type="spellEnd"/>
       <w:r>
@@ -2881,7 +3571,7 @@
           <w:szCs w:val="16"/>
           <w:lang w:val="en-US"/>
         </w:rPr>
-        <w:t>ll</w:t>
+        <w:t>NothingToReplace</w:t>
       </w:r>
       <w:proofErr w:type="spellEnd"/>
       <w:r>
@@ -2901,17 +3591,26 @@
           <w:szCs w:val="16"/>
           <w:lang w:val="en-US"/>
         </w:rPr>
-        <w:t>ll</w:t>
-      </w:r>
-      <w:proofErr w:type="spellEnd"/>
-      <w:r>
-        <w:rPr>
-          <w:rFonts w:ascii="Courier New" w:hAnsi="Courier New" w:cs="Courier New"/>
-          <w:sz w:val="16"/>
-          <w:szCs w:val="16"/>
-          <w:lang w:val="en-US"/>
-        </w:rPr>
-        <w:t>", 1)  = -1</w:t>
+        <w:t>L</w:t>
+      </w:r>
+      <w:r>
+        <w:rPr>
+          <w:rFonts w:ascii="Courier New" w:hAnsi="Courier New" w:cs="Courier New"/>
+          <w:sz w:val="16"/>
+          <w:szCs w:val="16"/>
+          <w:lang w:val="en-US"/>
+        </w:rPr>
+        <w:t>l</w:t>
+      </w:r>
+      <w:proofErr w:type="spellEnd"/>
+      <w:r>
+        <w:rPr>
+          <w:rFonts w:ascii="Courier New" w:hAnsi="Courier New" w:cs="Courier New"/>
+          <w:sz w:val="16"/>
+          <w:szCs w:val="16"/>
+          <w:lang w:val="en-US"/>
+        </w:rPr>
+        <w:t>", 15)  = -1</w:t>
       </w:r>
     </w:p>
     <w:p>
@@ -2924,35 +3623,24 @@
           <w:lang w:val="en-US"/>
         </w:rPr>
       </w:pPr>
-      <w:proofErr w:type="spellStart"/>
-      <w:r>
-        <w:rPr>
-          <w:rFonts w:ascii="Courier New" w:hAnsi="Courier New" w:cs="Courier New"/>
-          <w:sz w:val="16"/>
-          <w:szCs w:val="16"/>
-          <w:lang w:val="en-US"/>
-        </w:rPr>
-        <w:t>LastIndexOf</w:t>
-      </w:r>
-      <w:proofErr w:type="spellEnd"/>
-      <w:r>
-        <w:rPr>
-          <w:rFonts w:ascii="Courier New" w:hAnsi="Courier New" w:cs="Courier New"/>
-          <w:sz w:val="16"/>
-          <w:szCs w:val="16"/>
-          <w:lang w:val="en-US"/>
-        </w:rPr>
-        <w:t>("</w:t>
-      </w:r>
-      <w:proofErr w:type="spellStart"/>
-      <w:r>
-        <w:rPr>
-          <w:rFonts w:ascii="Courier New" w:hAnsi="Courier New" w:cs="Courier New"/>
-          <w:sz w:val="16"/>
-          <w:szCs w:val="16"/>
-          <w:lang w:val="en-US"/>
-        </w:rPr>
-        <w:t>ll</w:t>
+      <w:r>
+        <w:rPr>
+          <w:rFonts w:ascii="Courier New" w:hAnsi="Courier New" w:cs="Courier New"/>
+          <w:sz w:val="16"/>
+          <w:szCs w:val="16"/>
+          <w:lang w:val="en-US"/>
+        </w:rPr>
+        <w:t>Replace("</w:t>
+      </w:r>
+      <w:proofErr w:type="spellStart"/>
+      <w:r>
+        <w:rPr>
+          <w:rFonts w:ascii="Courier New" w:hAnsi="Courier New" w:cs="Courier New"/>
+          <w:sz w:val="16"/>
+          <w:szCs w:val="16"/>
+          <w:lang w:val="en-US"/>
+        </w:rPr>
+        <w:t>NothingToReplace</w:t>
       </w:r>
       <w:proofErr w:type="spellEnd"/>
       <w:r>
@@ -2972,373 +3660,16 @@
           <w:szCs w:val="16"/>
           <w:lang w:val="en-US"/>
         </w:rPr>
-        <w:t>ll</w:t>
-      </w:r>
-      <w:proofErr w:type="spellEnd"/>
-      <w:r>
-        <w:rPr>
-          <w:rFonts w:ascii="Courier New" w:hAnsi="Courier New" w:cs="Courier New"/>
-          <w:sz w:val="16"/>
-          <w:szCs w:val="16"/>
-          <w:lang w:val="en-US"/>
-        </w:rPr>
-        <w:t>", 1)  = 0</w:t>
-      </w:r>
-    </w:p>
-    <w:p>
-      <w:pPr>
-        <w:spacing w:after="0" w:line="240" w:lineRule="auto"/>
-        <w:rPr>
-          <w:rFonts w:ascii="Courier New" w:hAnsi="Courier New" w:cs="Courier New"/>
-          <w:sz w:val="16"/>
-          <w:szCs w:val="16"/>
-          <w:lang w:val="en-US"/>
-        </w:rPr>
-      </w:pPr>
-      <w:proofErr w:type="spellStart"/>
-      <w:r>
-        <w:rPr>
-          <w:rFonts w:ascii="Courier New" w:hAnsi="Courier New" w:cs="Courier New"/>
-          <w:sz w:val="16"/>
-          <w:szCs w:val="16"/>
-          <w:lang w:val="en-US"/>
-        </w:rPr>
-        <w:t>LastIndexOf</w:t>
-      </w:r>
-      <w:proofErr w:type="spellEnd"/>
-      <w:r>
-        <w:rPr>
-          <w:rFonts w:ascii="Courier New" w:hAnsi="Courier New" w:cs="Courier New"/>
-          <w:sz w:val="16"/>
-          <w:szCs w:val="16"/>
-          <w:lang w:val="en-US"/>
-        </w:rPr>
-        <w:t>("</w:t>
-      </w:r>
-      <w:proofErr w:type="spellStart"/>
-      <w:r>
-        <w:rPr>
-          <w:rFonts w:ascii="Courier New" w:hAnsi="Courier New" w:cs="Courier New"/>
-          <w:sz w:val="16"/>
-          <w:szCs w:val="16"/>
-          <w:lang w:val="en-US"/>
-        </w:rPr>
-        <w:t>ll</w:t>
-      </w:r>
-      <w:proofErr w:type="spellEnd"/>
-      <w:r>
-        <w:rPr>
-          <w:rFonts w:ascii="Courier New" w:hAnsi="Courier New" w:cs="Courier New"/>
-          <w:sz w:val="16"/>
-          <w:szCs w:val="16"/>
-          <w:lang w:val="en-US"/>
-        </w:rPr>
-        <w:t>", "</w:t>
-      </w:r>
-      <w:proofErr w:type="spellStart"/>
-      <w:r>
-        <w:rPr>
-          <w:rFonts w:ascii="Courier New" w:hAnsi="Courier New" w:cs="Courier New"/>
-          <w:sz w:val="16"/>
-          <w:szCs w:val="16"/>
-          <w:lang w:val="en-US"/>
-        </w:rPr>
-        <w:t>ll</w:t>
-      </w:r>
-      <w:proofErr w:type="spellEnd"/>
-      <w:r>
-        <w:rPr>
-          <w:rFonts w:ascii="Courier New" w:hAnsi="Courier New" w:cs="Courier New"/>
-          <w:sz w:val="16"/>
-          <w:szCs w:val="16"/>
-          <w:lang w:val="en-US"/>
-        </w:rPr>
-        <w:t>", 0)  = 0</w:t>
-      </w:r>
-    </w:p>
-    <w:p>
-      <w:pPr>
-        <w:spacing w:after="0" w:line="240" w:lineRule="auto"/>
-        <w:rPr>
-          <w:rFonts w:ascii="Courier New" w:hAnsi="Courier New" w:cs="Courier New"/>
-          <w:sz w:val="16"/>
-          <w:szCs w:val="16"/>
-          <w:lang w:val="en-US"/>
-        </w:rPr>
-      </w:pPr>
-      <w:r>
-        <w:rPr>
-          <w:rFonts w:ascii="Courier New" w:hAnsi="Courier New" w:cs="Courier New"/>
-          <w:sz w:val="16"/>
-          <w:szCs w:val="16"/>
-          <w:lang w:val="en-US"/>
-        </w:rPr>
-        <w:t>Replace("</w:t>
-      </w:r>
-      <w:proofErr w:type="spellStart"/>
-      <w:r>
-        <w:rPr>
-          <w:rFonts w:ascii="Courier New" w:hAnsi="Courier New" w:cs="Courier New"/>
-          <w:sz w:val="16"/>
-          <w:szCs w:val="16"/>
-          <w:lang w:val="en-US"/>
-        </w:rPr>
-        <w:t>ll</w:t>
-      </w:r>
-      <w:proofErr w:type="spellEnd"/>
-      <w:r>
-        <w:rPr>
-          <w:rFonts w:ascii="Courier New" w:hAnsi="Courier New" w:cs="Courier New"/>
-          <w:sz w:val="16"/>
-          <w:szCs w:val="16"/>
-          <w:lang w:val="en-US"/>
-        </w:rPr>
-        <w:t>", "</w:t>
-      </w:r>
-      <w:proofErr w:type="spellStart"/>
-      <w:r>
-        <w:rPr>
-          <w:rFonts w:ascii="Courier New" w:hAnsi="Courier New" w:cs="Courier New"/>
-          <w:sz w:val="16"/>
-          <w:szCs w:val="16"/>
-          <w:lang w:val="en-US"/>
-        </w:rPr>
-        <w:t>ll</w:t>
-      </w:r>
-      <w:proofErr w:type="spellEnd"/>
-      <w:r>
-        <w:rPr>
-          <w:rFonts w:ascii="Courier New" w:hAnsi="Courier New" w:cs="Courier New"/>
-          <w:sz w:val="16"/>
-          <w:szCs w:val="16"/>
-          <w:lang w:val="en-US"/>
-        </w:rPr>
-        <w:t>", "XXX")  = "XXX"</w:t>
-      </w:r>
-    </w:p>
-    <w:p>
-      <w:pPr>
-        <w:spacing w:after="0" w:line="240" w:lineRule="auto"/>
-        <w:rPr>
-          <w:rFonts w:ascii="Courier New" w:hAnsi="Courier New" w:cs="Courier New"/>
-          <w:sz w:val="16"/>
-          <w:szCs w:val="16"/>
-          <w:lang w:val="en-US"/>
-        </w:rPr>
-      </w:pPr>
-      <w:r>
-        <w:rPr>
-          <w:rFonts w:ascii="Courier New" w:hAnsi="Courier New" w:cs="Courier New"/>
-          <w:sz w:val="16"/>
-          <w:szCs w:val="16"/>
-          <w:lang w:val="en-US"/>
-        </w:rPr>
-        <w:t xml:space="preserve">String: </w:t>
-      </w:r>
-      <w:proofErr w:type="spellStart"/>
-      <w:r>
-        <w:rPr>
-          <w:rFonts w:ascii="Courier New" w:hAnsi="Courier New" w:cs="Courier New"/>
-          <w:b/>
-          <w:bCs/>
-          <w:sz w:val="16"/>
-          <w:szCs w:val="16"/>
-          <w:lang w:val="en-US"/>
-        </w:rPr>
-        <w:t>NothingToReplace</w:t>
-      </w:r>
-      <w:proofErr w:type="spellEnd"/>
-    </w:p>
-    <w:p>
-      <w:pPr>
-        <w:spacing w:after="0" w:line="240" w:lineRule="auto"/>
-        <w:rPr>
-          <w:rFonts w:ascii="Courier New" w:hAnsi="Courier New" w:cs="Courier New"/>
-          <w:sz w:val="16"/>
-          <w:szCs w:val="16"/>
-          <w:lang w:val="en-US"/>
-        </w:rPr>
-      </w:pPr>
-      <w:proofErr w:type="spellStart"/>
-      <w:r>
-        <w:rPr>
-          <w:rFonts w:ascii="Courier New" w:hAnsi="Courier New" w:cs="Courier New"/>
-          <w:sz w:val="16"/>
-          <w:szCs w:val="16"/>
-          <w:lang w:val="en-US"/>
-        </w:rPr>
-        <w:t>IndexOf</w:t>
-      </w:r>
-      <w:proofErr w:type="spellEnd"/>
-      <w:r>
-        <w:rPr>
-          <w:rFonts w:ascii="Courier New" w:hAnsi="Courier New" w:cs="Courier New"/>
-          <w:sz w:val="16"/>
-          <w:szCs w:val="16"/>
-          <w:lang w:val="en-US"/>
-        </w:rPr>
-        <w:t>("</w:t>
-      </w:r>
-      <w:proofErr w:type="spellStart"/>
-      <w:r>
-        <w:rPr>
-          <w:rFonts w:ascii="Courier New" w:hAnsi="Courier New" w:cs="Courier New"/>
-          <w:sz w:val="16"/>
-          <w:szCs w:val="16"/>
-          <w:lang w:val="en-US"/>
-        </w:rPr>
-        <w:t>NothingToReplace</w:t>
-      </w:r>
-      <w:proofErr w:type="spellEnd"/>
-      <w:r>
-        <w:rPr>
-          <w:rFonts w:ascii="Courier New" w:hAnsi="Courier New" w:cs="Courier New"/>
-          <w:sz w:val="16"/>
-          <w:szCs w:val="16"/>
-          <w:lang w:val="en-US"/>
-        </w:rPr>
-        <w:t>", "</w:t>
-      </w:r>
-      <w:proofErr w:type="spellStart"/>
-      <w:r>
-        <w:rPr>
-          <w:rFonts w:ascii="Courier New" w:hAnsi="Courier New" w:cs="Courier New"/>
-          <w:sz w:val="16"/>
-          <w:szCs w:val="16"/>
-          <w:lang w:val="en-US"/>
-        </w:rPr>
-        <w:t>ll</w:t>
-      </w:r>
-      <w:proofErr w:type="spellEnd"/>
-      <w:r>
-        <w:rPr>
-          <w:rFonts w:ascii="Courier New" w:hAnsi="Courier New" w:cs="Courier New"/>
-          <w:sz w:val="16"/>
-          <w:szCs w:val="16"/>
-          <w:lang w:val="en-US"/>
-        </w:rPr>
-        <w:t>", 0)  = -1</w:t>
-      </w:r>
-    </w:p>
-    <w:p>
-      <w:pPr>
-        <w:spacing w:after="0" w:line="240" w:lineRule="auto"/>
-        <w:rPr>
-          <w:rFonts w:ascii="Courier New" w:hAnsi="Courier New" w:cs="Courier New"/>
-          <w:sz w:val="16"/>
-          <w:szCs w:val="16"/>
-          <w:lang w:val="en-US"/>
-        </w:rPr>
-      </w:pPr>
-      <w:proofErr w:type="spellStart"/>
-      <w:r>
-        <w:rPr>
-          <w:rFonts w:ascii="Courier New" w:hAnsi="Courier New" w:cs="Courier New"/>
-          <w:sz w:val="16"/>
-          <w:szCs w:val="16"/>
-          <w:lang w:val="en-US"/>
-        </w:rPr>
-        <w:t>LastIndexOf</w:t>
-      </w:r>
-      <w:proofErr w:type="spellEnd"/>
-      <w:r>
-        <w:rPr>
-          <w:rFonts w:ascii="Courier New" w:hAnsi="Courier New" w:cs="Courier New"/>
-          <w:sz w:val="16"/>
-          <w:szCs w:val="16"/>
-          <w:lang w:val="en-US"/>
-        </w:rPr>
-        <w:t>("</w:t>
-      </w:r>
-      <w:proofErr w:type="spellStart"/>
-      <w:r>
-        <w:rPr>
-          <w:rFonts w:ascii="Courier New" w:hAnsi="Courier New" w:cs="Courier New"/>
-          <w:sz w:val="16"/>
-          <w:szCs w:val="16"/>
-          <w:lang w:val="en-US"/>
-        </w:rPr>
-        <w:t>NothingToReplace</w:t>
-      </w:r>
-      <w:proofErr w:type="spellEnd"/>
-      <w:r>
-        <w:rPr>
-          <w:rFonts w:ascii="Courier New" w:hAnsi="Courier New" w:cs="Courier New"/>
-          <w:sz w:val="16"/>
-          <w:szCs w:val="16"/>
-          <w:lang w:val="en-US"/>
-        </w:rPr>
-        <w:t>", "</w:t>
-      </w:r>
-      <w:proofErr w:type="spellStart"/>
-      <w:r>
-        <w:rPr>
-          <w:rFonts w:ascii="Courier New" w:hAnsi="Courier New" w:cs="Courier New"/>
-          <w:sz w:val="16"/>
-          <w:szCs w:val="16"/>
-          <w:lang w:val="en-US"/>
-        </w:rPr>
-        <w:t>ll</w:t>
-      </w:r>
-      <w:proofErr w:type="spellEnd"/>
-      <w:r>
-        <w:rPr>
-          <w:rFonts w:ascii="Courier New" w:hAnsi="Courier New" w:cs="Courier New"/>
-          <w:sz w:val="16"/>
-          <w:szCs w:val="16"/>
-          <w:lang w:val="en-US"/>
-        </w:rPr>
-        <w:t>", 15)  = -1</w:t>
-      </w:r>
-    </w:p>
-    <w:p>
-      <w:pPr>
-        <w:spacing w:after="0" w:line="240" w:lineRule="auto"/>
-        <w:rPr>
-          <w:rFonts w:ascii="Courier New" w:hAnsi="Courier New" w:cs="Courier New"/>
-          <w:sz w:val="16"/>
-          <w:szCs w:val="16"/>
-          <w:lang w:val="en-US"/>
-        </w:rPr>
-      </w:pPr>
-      <w:r>
-        <w:rPr>
-          <w:rFonts w:ascii="Courier New" w:hAnsi="Courier New" w:cs="Courier New"/>
-          <w:sz w:val="16"/>
-          <w:szCs w:val="16"/>
-          <w:lang w:val="en-US"/>
-        </w:rPr>
-        <w:t>Replace("</w:t>
-      </w:r>
-      <w:proofErr w:type="spellStart"/>
-      <w:r>
-        <w:rPr>
-          <w:rFonts w:ascii="Courier New" w:hAnsi="Courier New" w:cs="Courier New"/>
-          <w:sz w:val="16"/>
-          <w:szCs w:val="16"/>
-          <w:lang w:val="en-US"/>
-        </w:rPr>
-        <w:t>NothingToReplace</w:t>
-      </w:r>
-      <w:proofErr w:type="spellEnd"/>
-      <w:r>
-        <w:rPr>
-          <w:rFonts w:ascii="Courier New" w:hAnsi="Courier New" w:cs="Courier New"/>
-          <w:sz w:val="16"/>
-          <w:szCs w:val="16"/>
-          <w:lang w:val="en-US"/>
-        </w:rPr>
-        <w:t>", "</w:t>
-      </w:r>
-      <w:proofErr w:type="spellStart"/>
-      <w:r>
-        <w:rPr>
-          <w:rFonts w:ascii="Courier New" w:hAnsi="Courier New" w:cs="Courier New"/>
-          <w:sz w:val="16"/>
-          <w:szCs w:val="16"/>
-          <w:lang w:val="en-US"/>
-        </w:rPr>
-        <w:t>ll</w:t>
+        <w:t>L</w:t>
+      </w:r>
+      <w:r>
+        <w:rPr>
+          <w:rFonts w:ascii="Courier New" w:hAnsi="Courier New" w:cs="Courier New"/>
+          <w:sz w:val="16"/>
+          <w:szCs w:val="16"/>
+          <w:lang w:val="en-US"/>
+        </w:rPr>
+        <w:t>l</w:t>
       </w:r>
       <w:proofErr w:type="spellEnd"/>
       <w:r>
@@ -3407,7 +3738,7 @@
 </file>
 
 <file path=word/endnotes.xml><?xml version="1.0" encoding="utf-8"?>
-<w:endnotes xmlns:wpc="http://schemas.microsoft.com/office/word/2010/wordprocessingCanvas" xmlns:cx="http://schemas.microsoft.com/office/drawing/2014/chartex" xmlns:cx1="http://schemas.microsoft.com/office/drawing/2015/9/8/chartex" xmlns:cx2="http://schemas.microsoft.com/office/drawing/2015/10/21/chartex" xmlns:cx3="http://schemas.microsoft.com/office/drawing/2016/5/9/chartex" xmlns:cx4="http://schemas.microsoft.com/office/drawing/2016/5/10/chartex" xmlns:cx5="http://schemas.microsoft.com/office/drawing/2016/5/11/chartex" xmlns:cx6="http://schemas.microsoft.com/office/drawing/2016/5/12/chartex" xmlns:cx7="http://schemas.microsoft.com/office/drawing/2016/5/13/chartex" xmlns:cx8="http://schemas.microsoft.com/office/drawing/2016/5/14/chartex" xmlns:mc="http://schemas.openxmlformats.org/markup-compatibility/2006" xmlns:aink="http://schemas.microsoft.com/office/drawing/2016/ink" xmlns:am3d="http://schemas.microsoft.com/office/drawing/2017/model3d" xmlns:o="urn:schemas-microsoft-com:office:office" xmlns:r="http://schemas.openxmlformats.org/officeDocument/2006/relationships" xmlns:m="http://schemas.openxmlformats.org/officeDocument/2006/math" xmlns:v="urn:schemas-microsoft-com:vml" xmlns:wp14="http://schemas.microsoft.com/office/word/2010/wordprocessingDrawing" xmlns:wp="http://schemas.openxmlformats.org/drawingml/2006/wordprocessingDrawing" xmlns:w10="urn:schemas-microsoft-com:office:word" xmlns:w="http://schemas.openxmlformats.org/wordprocessingml/2006/main" xmlns:w14="http://schemas.microsoft.com/office/word/2010/wordml" xmlns:w15="http://schemas.microsoft.com/office/word/2012/wordml" xmlns:w16cex="http://schemas.microsoft.com/office/word/2018/wordml/cex" xmlns:w16cid="http://schemas.microsoft.com/office/word/2016/wordml/cid" xmlns:w16="http://schemas.microsoft.com/office/word/2018/wordml" xmlns:w16sdtdh="http://schemas.microsoft.com/office/word/2020/wordml/sdtdatahash" xmlns:w16se="http://schemas.microsoft.com/office/word/2015/wordml/symex" xmlns:wpg="http://schemas.microsoft.com/office/word/2010/wordprocessingGroup" xmlns:wpi="http://schemas.microsoft.com/office/word/2010/wordprocessingInk" xmlns:wne="http://schemas.microsoft.com/office/word/2006/wordml" xmlns:wps="http://schemas.microsoft.com/office/word/2010/wordprocessingShape" mc:Ignorable="w14 w15 w16se w16cid w16 w16cex w16sdtdh wp14">
+<w:endnotes xmlns:wpc="http://schemas.microsoft.com/office/word/2010/wordprocessingCanvas" xmlns:cx="http://schemas.microsoft.com/office/drawing/2014/chartex" xmlns:cx1="http://schemas.microsoft.com/office/drawing/2015/9/8/chartex" xmlns:cx2="http://schemas.microsoft.com/office/drawing/2015/10/21/chartex" xmlns:cx3="http://schemas.microsoft.com/office/drawing/2016/5/9/chartex" xmlns:cx4="http://schemas.microsoft.com/office/drawing/2016/5/10/chartex" xmlns:cx5="http://schemas.microsoft.com/office/drawing/2016/5/11/chartex" xmlns:cx6="http://schemas.microsoft.com/office/drawing/2016/5/12/chartex" xmlns:cx7="http://schemas.microsoft.com/office/drawing/2016/5/13/chartex" xmlns:cx8="http://schemas.microsoft.com/office/drawing/2016/5/14/chartex" xmlns:mc="http://schemas.openxmlformats.org/markup-compatibility/2006" xmlns:aink="http://schemas.microsoft.com/office/drawing/2016/ink" xmlns:am3d="http://schemas.microsoft.com/office/drawing/2017/model3d" xmlns:o="urn:schemas-microsoft-com:office:office" xmlns:oel="http://schemas.microsoft.com/office/2019/extlst" xmlns:r="http://schemas.openxmlformats.org/officeDocument/2006/relationships" xmlns:m="http://schemas.openxmlformats.org/officeDocument/2006/math" xmlns:v="urn:schemas-microsoft-com:vml" xmlns:wp14="http://schemas.microsoft.com/office/word/2010/wordprocessingDrawing" xmlns:wp="http://schemas.openxmlformats.org/drawingml/2006/wordprocessingDrawing" xmlns:w10="urn:schemas-microsoft-com:office:word" xmlns:w="http://schemas.openxmlformats.org/wordprocessingml/2006/main" xmlns:w14="http://schemas.microsoft.com/office/word/2010/wordml" xmlns:w15="http://schemas.microsoft.com/office/word/2012/wordml" xmlns:w16cex="http://schemas.microsoft.com/office/word/2018/wordml/cex" xmlns:w16cid="http://schemas.microsoft.com/office/word/2016/wordml/cid" xmlns:w16="http://schemas.microsoft.com/office/word/2018/wordml" xmlns:w16du="http://schemas.microsoft.com/office/word/2023/wordml/word16du" xmlns:w16sdtdh="http://schemas.microsoft.com/office/word/2020/wordml/sdtdatahash" xmlns:w16sdtfl="http://schemas.microsoft.com/office/word/2024/wordml/sdtformatlock" xmlns:w16se="http://schemas.microsoft.com/office/word/2015/wordml/symex" xmlns:wpg="http://schemas.microsoft.com/office/word/2010/wordprocessingGroup" xmlns:wpi="http://schemas.microsoft.com/office/word/2010/wordprocessingInk" xmlns:wne="http://schemas.microsoft.com/office/word/2006/wordml" xmlns:wps="http://schemas.microsoft.com/office/word/2010/wordprocessingShape" mc:Ignorable="w14 w15 w16se w16cid w16 w16cex w16sdtdh w16sdtfl w16du wp14">
   <w:endnote w:type="separator" w:id="-1">
     <w:p>
       <w:pPr>
@@ -3432,7 +3763,7 @@
 </file>
 
 <file path=word/footer1.xml><?xml version="1.0" encoding="utf-8"?>
-<w:ftr xmlns:wpc="http://schemas.microsoft.com/office/word/2010/wordprocessingCanvas" xmlns:cx="http://schemas.microsoft.com/office/drawing/2014/chartex" xmlns:cx1="http://schemas.microsoft.com/office/drawing/2015/9/8/chartex" xmlns:cx2="http://schemas.microsoft.com/office/drawing/2015/10/21/chartex" xmlns:cx3="http://schemas.microsoft.com/office/drawing/2016/5/9/chartex" xmlns:cx4="http://schemas.microsoft.com/office/drawing/2016/5/10/chartex" xmlns:cx5="http://schemas.microsoft.com/office/drawing/2016/5/11/chartex" xmlns:cx6="http://schemas.microsoft.com/office/drawing/2016/5/12/chartex" xmlns:cx7="http://schemas.microsoft.com/office/drawing/2016/5/13/chartex" xmlns:cx8="http://schemas.microsoft.com/office/drawing/2016/5/14/chartex" xmlns:mc="http://schemas.openxmlformats.org/markup-compatibility/2006" xmlns:aink="http://schemas.microsoft.com/office/drawing/2016/ink" xmlns:am3d="http://schemas.microsoft.com/office/drawing/2017/model3d" xmlns:o="urn:schemas-microsoft-com:office:office" xmlns:r="http://schemas.openxmlformats.org/officeDocument/2006/relationships" xmlns:m="http://schemas.openxmlformats.org/officeDocument/2006/math" xmlns:v="urn:schemas-microsoft-com:vml" xmlns:wp14="http://schemas.microsoft.com/office/word/2010/wordprocessingDrawing" xmlns:wp="http://schemas.openxmlformats.org/drawingml/2006/wordprocessingDrawing" xmlns:w10="urn:schemas-microsoft-com:office:word" xmlns:w="http://schemas.openxmlformats.org/wordprocessingml/2006/main" xmlns:w14="http://schemas.microsoft.com/office/word/2010/wordml" xmlns:w15="http://schemas.microsoft.com/office/word/2012/wordml" xmlns:w16cex="http://schemas.microsoft.com/office/word/2018/wordml/cex" xmlns:w16cid="http://schemas.microsoft.com/office/word/2016/wordml/cid" xmlns:w16="http://schemas.microsoft.com/office/word/2018/wordml" xmlns:w16sdtdh="http://schemas.microsoft.com/office/word/2020/wordml/sdtdatahash" xmlns:w16se="http://schemas.microsoft.com/office/word/2015/wordml/symex" xmlns:wpg="http://schemas.microsoft.com/office/word/2010/wordprocessingGroup" xmlns:wpi="http://schemas.microsoft.com/office/word/2010/wordprocessingInk" xmlns:wne="http://schemas.microsoft.com/office/word/2006/wordml" xmlns:wps="http://schemas.microsoft.com/office/word/2010/wordprocessingShape" mc:Ignorable="w14 w15 w16se w16cid w16 w16cex w16sdtdh wp14">
+<w:ftr xmlns:wpc="http://schemas.microsoft.com/office/word/2010/wordprocessingCanvas" xmlns:cx="http://schemas.microsoft.com/office/drawing/2014/chartex" xmlns:cx1="http://schemas.microsoft.com/office/drawing/2015/9/8/chartex" xmlns:cx2="http://schemas.microsoft.com/office/drawing/2015/10/21/chartex" xmlns:cx3="http://schemas.microsoft.com/office/drawing/2016/5/9/chartex" xmlns:cx4="http://schemas.microsoft.com/office/drawing/2016/5/10/chartex" xmlns:cx5="http://schemas.microsoft.com/office/drawing/2016/5/11/chartex" xmlns:cx6="http://schemas.microsoft.com/office/drawing/2016/5/12/chartex" xmlns:cx7="http://schemas.microsoft.com/office/drawing/2016/5/13/chartex" xmlns:cx8="http://schemas.microsoft.com/office/drawing/2016/5/14/chartex" xmlns:mc="http://schemas.openxmlformats.org/markup-compatibility/2006" xmlns:aink="http://schemas.microsoft.com/office/drawing/2016/ink" xmlns:am3d="http://schemas.microsoft.com/office/drawing/2017/model3d" xmlns:o="urn:schemas-microsoft-com:office:office" xmlns:oel="http://schemas.microsoft.com/office/2019/extlst" xmlns:r="http://schemas.openxmlformats.org/officeDocument/2006/relationships" xmlns:m="http://schemas.openxmlformats.org/officeDocument/2006/math" xmlns:v="urn:schemas-microsoft-com:vml" xmlns:wp14="http://schemas.microsoft.com/office/word/2010/wordprocessingDrawing" xmlns:wp="http://schemas.openxmlformats.org/drawingml/2006/wordprocessingDrawing" xmlns:w10="urn:schemas-microsoft-com:office:word" xmlns:w="http://schemas.openxmlformats.org/wordprocessingml/2006/main" xmlns:w14="http://schemas.microsoft.com/office/word/2010/wordml" xmlns:w15="http://schemas.microsoft.com/office/word/2012/wordml" xmlns:w16cex="http://schemas.microsoft.com/office/word/2018/wordml/cex" xmlns:w16cid="http://schemas.microsoft.com/office/word/2016/wordml/cid" xmlns:w16="http://schemas.microsoft.com/office/word/2018/wordml" xmlns:w16du="http://schemas.microsoft.com/office/word/2023/wordml/word16du" xmlns:w16sdtdh="http://schemas.microsoft.com/office/word/2020/wordml/sdtdatahash" xmlns:w16sdtfl="http://schemas.microsoft.com/office/word/2024/wordml/sdtformatlock" xmlns:w16se="http://schemas.microsoft.com/office/word/2015/wordml/symex" xmlns:wpg="http://schemas.microsoft.com/office/word/2010/wordprocessingGroup" xmlns:wpi="http://schemas.microsoft.com/office/word/2010/wordprocessingInk" xmlns:wne="http://schemas.microsoft.com/office/word/2006/wordml" xmlns:wps="http://schemas.microsoft.com/office/word/2010/wordprocessingShape" mc:Ignorable="w14 w15 w16se w16cid w16 w16cex w16sdtdh w16sdtfl w16du wp14">
   <w:p>
     <w:pPr>
       <w:pStyle w:val="Fuzeile"/>
@@ -3442,7 +3773,7 @@
 </file>
 
 <file path=word/footer2.xml><?xml version="1.0" encoding="utf-8"?>
-<w:ftr xmlns:wpc="http://schemas.microsoft.com/office/word/2010/wordprocessingCanvas" xmlns:cx="http://schemas.microsoft.com/office/drawing/2014/chartex" xmlns:cx1="http://schemas.microsoft.com/office/drawing/2015/9/8/chartex" xmlns:cx2="http://schemas.microsoft.com/office/drawing/2015/10/21/chartex" xmlns:cx3="http://schemas.microsoft.com/office/drawing/2016/5/9/chartex" xmlns:cx4="http://schemas.microsoft.com/office/drawing/2016/5/10/chartex" xmlns:cx5="http://schemas.microsoft.com/office/drawing/2016/5/11/chartex" xmlns:cx6="http://schemas.microsoft.com/office/drawing/2016/5/12/chartex" xmlns:cx7="http://schemas.microsoft.com/office/drawing/2016/5/13/chartex" xmlns:cx8="http://schemas.microsoft.com/office/drawing/2016/5/14/chartex" xmlns:mc="http://schemas.openxmlformats.org/markup-compatibility/2006" xmlns:aink="http://schemas.microsoft.com/office/drawing/2016/ink" xmlns:am3d="http://schemas.microsoft.com/office/drawing/2017/model3d" xmlns:o="urn:schemas-microsoft-com:office:office" xmlns:r="http://schemas.openxmlformats.org/officeDocument/2006/relationships" xmlns:m="http://schemas.openxmlformats.org/officeDocument/2006/math" xmlns:v="urn:schemas-microsoft-com:vml" xmlns:wp14="http://schemas.microsoft.com/office/word/2010/wordprocessingDrawing" xmlns:wp="http://schemas.openxmlformats.org/drawingml/2006/wordprocessingDrawing" xmlns:w10="urn:schemas-microsoft-com:office:word" xmlns:w="http://schemas.openxmlformats.org/wordprocessingml/2006/main" xmlns:w14="http://schemas.microsoft.com/office/word/2010/wordml" xmlns:w15="http://schemas.microsoft.com/office/word/2012/wordml" xmlns:w16cex="http://schemas.microsoft.com/office/word/2018/wordml/cex" xmlns:w16cid="http://schemas.microsoft.com/office/word/2016/wordml/cid" xmlns:w16="http://schemas.microsoft.com/office/word/2018/wordml" xmlns:w16sdtdh="http://schemas.microsoft.com/office/word/2020/wordml/sdtdatahash" xmlns:w16se="http://schemas.microsoft.com/office/word/2015/wordml/symex" xmlns:wpg="http://schemas.microsoft.com/office/word/2010/wordprocessingGroup" xmlns:wpi="http://schemas.microsoft.com/office/word/2010/wordprocessingInk" xmlns:wne="http://schemas.microsoft.com/office/word/2006/wordml" xmlns:wps="http://schemas.microsoft.com/office/word/2010/wordprocessingShape" mc:Ignorable="w14 w15 w16se w16cid w16 w16cex w16sdtdh wp14">
+<w:ftr xmlns:wpc="http://schemas.microsoft.com/office/word/2010/wordprocessingCanvas" xmlns:cx="http://schemas.microsoft.com/office/drawing/2014/chartex" xmlns:cx1="http://schemas.microsoft.com/office/drawing/2015/9/8/chartex" xmlns:cx2="http://schemas.microsoft.com/office/drawing/2015/10/21/chartex" xmlns:cx3="http://schemas.microsoft.com/office/drawing/2016/5/9/chartex" xmlns:cx4="http://schemas.microsoft.com/office/drawing/2016/5/10/chartex" xmlns:cx5="http://schemas.microsoft.com/office/drawing/2016/5/11/chartex" xmlns:cx6="http://schemas.microsoft.com/office/drawing/2016/5/12/chartex" xmlns:cx7="http://schemas.microsoft.com/office/drawing/2016/5/13/chartex" xmlns:cx8="http://schemas.microsoft.com/office/drawing/2016/5/14/chartex" xmlns:mc="http://schemas.openxmlformats.org/markup-compatibility/2006" xmlns:aink="http://schemas.microsoft.com/office/drawing/2016/ink" xmlns:am3d="http://schemas.microsoft.com/office/drawing/2017/model3d" xmlns:o="urn:schemas-microsoft-com:office:office" xmlns:oel="http://schemas.microsoft.com/office/2019/extlst" xmlns:r="http://schemas.openxmlformats.org/officeDocument/2006/relationships" xmlns:m="http://schemas.openxmlformats.org/officeDocument/2006/math" xmlns:v="urn:schemas-microsoft-com:vml" xmlns:wp14="http://schemas.microsoft.com/office/word/2010/wordprocessingDrawing" xmlns:wp="http://schemas.openxmlformats.org/drawingml/2006/wordprocessingDrawing" xmlns:w10="urn:schemas-microsoft-com:office:word" xmlns:w="http://schemas.openxmlformats.org/wordprocessingml/2006/main" xmlns:w14="http://schemas.microsoft.com/office/word/2010/wordml" xmlns:w15="http://schemas.microsoft.com/office/word/2012/wordml" xmlns:w16cex="http://schemas.microsoft.com/office/word/2018/wordml/cex" xmlns:w16cid="http://schemas.microsoft.com/office/word/2016/wordml/cid" xmlns:w16="http://schemas.microsoft.com/office/word/2018/wordml" xmlns:w16du="http://schemas.microsoft.com/office/word/2023/wordml/word16du" xmlns:w16sdtdh="http://schemas.microsoft.com/office/word/2020/wordml/sdtdatahash" xmlns:w16sdtfl="http://schemas.microsoft.com/office/word/2024/wordml/sdtformatlock" xmlns:w16se="http://schemas.microsoft.com/office/word/2015/wordml/symex" xmlns:wpg="http://schemas.microsoft.com/office/word/2010/wordprocessingGroup" xmlns:wpi="http://schemas.microsoft.com/office/word/2010/wordprocessingInk" xmlns:wne="http://schemas.microsoft.com/office/word/2006/wordml" xmlns:wps="http://schemas.microsoft.com/office/word/2010/wordprocessingShape" mc:Ignorable="w14 w15 w16se w16cid w16 w16cex w16sdtdh w16sdtfl w16du wp14">
   <w:sdt>
     <w:sdtPr>
       <w:id w:val="-883172744"/>
@@ -3451,7 +3782,6 @@
         <w:docPartUnique/>
       </w:docPartObj>
     </w:sdtPr>
-    <w:sdtEndPr/>
     <w:sdtContent>
       <w:p>
         <w:pPr>
@@ -3484,7 +3814,7 @@
 </file>
 
 <file path=word/footer3.xml><?xml version="1.0" encoding="utf-8"?>
-<w:ftr xmlns:wpc="http://schemas.microsoft.com/office/word/2010/wordprocessingCanvas" xmlns:cx="http://schemas.microsoft.com/office/drawing/2014/chartex" xmlns:cx1="http://schemas.microsoft.com/office/drawing/2015/9/8/chartex" xmlns:cx2="http://schemas.microsoft.com/office/drawing/2015/10/21/chartex" xmlns:cx3="http://schemas.microsoft.com/office/drawing/2016/5/9/chartex" xmlns:cx4="http://schemas.microsoft.com/office/drawing/2016/5/10/chartex" xmlns:cx5="http://schemas.microsoft.com/office/drawing/2016/5/11/chartex" xmlns:cx6="http://schemas.microsoft.com/office/drawing/2016/5/12/chartex" xmlns:cx7="http://schemas.microsoft.com/office/drawing/2016/5/13/chartex" xmlns:cx8="http://schemas.microsoft.com/office/drawing/2016/5/14/chartex" xmlns:mc="http://schemas.openxmlformats.org/markup-compatibility/2006" xmlns:aink="http://schemas.microsoft.com/office/drawing/2016/ink" xmlns:am3d="http://schemas.microsoft.com/office/drawing/2017/model3d" xmlns:o="urn:schemas-microsoft-com:office:office" xmlns:r="http://schemas.openxmlformats.org/officeDocument/2006/relationships" xmlns:m="http://schemas.openxmlformats.org/officeDocument/2006/math" xmlns:v="urn:schemas-microsoft-com:vml" xmlns:wp14="http://schemas.microsoft.com/office/word/2010/wordprocessingDrawing" xmlns:wp="http://schemas.openxmlformats.org/drawingml/2006/wordprocessingDrawing" xmlns:w10="urn:schemas-microsoft-com:office:word" xmlns:w="http://schemas.openxmlformats.org/wordprocessingml/2006/main" xmlns:w14="http://schemas.microsoft.com/office/word/2010/wordml" xmlns:w15="http://schemas.microsoft.com/office/word/2012/wordml" xmlns:w16cex="http://schemas.microsoft.com/office/word/2018/wordml/cex" xmlns:w16cid="http://schemas.microsoft.com/office/word/2016/wordml/cid" xmlns:w16="http://schemas.microsoft.com/office/word/2018/wordml" xmlns:w16sdtdh="http://schemas.microsoft.com/office/word/2020/wordml/sdtdatahash" xmlns:w16se="http://schemas.microsoft.com/office/word/2015/wordml/symex" xmlns:wpg="http://schemas.microsoft.com/office/word/2010/wordprocessingGroup" xmlns:wpi="http://schemas.microsoft.com/office/word/2010/wordprocessingInk" xmlns:wne="http://schemas.microsoft.com/office/word/2006/wordml" xmlns:wps="http://schemas.microsoft.com/office/word/2010/wordprocessingShape" mc:Ignorable="w14 w15 w16se w16cid w16 w16cex w16sdtdh wp14">
+<w:ftr xmlns:wpc="http://schemas.microsoft.com/office/word/2010/wordprocessingCanvas" xmlns:cx="http://schemas.microsoft.com/office/drawing/2014/chartex" xmlns:cx1="http://schemas.microsoft.com/office/drawing/2015/9/8/chartex" xmlns:cx2="http://schemas.microsoft.com/office/drawing/2015/10/21/chartex" xmlns:cx3="http://schemas.microsoft.com/office/drawing/2016/5/9/chartex" xmlns:cx4="http://schemas.microsoft.com/office/drawing/2016/5/10/chartex" xmlns:cx5="http://schemas.microsoft.com/office/drawing/2016/5/11/chartex" xmlns:cx6="http://schemas.microsoft.com/office/drawing/2016/5/12/chartex" xmlns:cx7="http://schemas.microsoft.com/office/drawing/2016/5/13/chartex" xmlns:cx8="http://schemas.microsoft.com/office/drawing/2016/5/14/chartex" xmlns:mc="http://schemas.openxmlformats.org/markup-compatibility/2006" xmlns:aink="http://schemas.microsoft.com/office/drawing/2016/ink" xmlns:am3d="http://schemas.microsoft.com/office/drawing/2017/model3d" xmlns:o="urn:schemas-microsoft-com:office:office" xmlns:oel="http://schemas.microsoft.com/office/2019/extlst" xmlns:r="http://schemas.openxmlformats.org/officeDocument/2006/relationships" xmlns:m="http://schemas.openxmlformats.org/officeDocument/2006/math" xmlns:v="urn:schemas-microsoft-com:vml" xmlns:wp14="http://schemas.microsoft.com/office/word/2010/wordprocessingDrawing" xmlns:wp="http://schemas.openxmlformats.org/drawingml/2006/wordprocessingDrawing" xmlns:w10="urn:schemas-microsoft-com:office:word" xmlns:w="http://schemas.openxmlformats.org/wordprocessingml/2006/main" xmlns:w14="http://schemas.microsoft.com/office/word/2010/wordml" xmlns:w15="http://schemas.microsoft.com/office/word/2012/wordml" xmlns:w16cex="http://schemas.microsoft.com/office/word/2018/wordml/cex" xmlns:w16cid="http://schemas.microsoft.com/office/word/2016/wordml/cid" xmlns:w16="http://schemas.microsoft.com/office/word/2018/wordml" xmlns:w16du="http://schemas.microsoft.com/office/word/2023/wordml/word16du" xmlns:w16sdtdh="http://schemas.microsoft.com/office/word/2020/wordml/sdtdatahash" xmlns:w16sdtfl="http://schemas.microsoft.com/office/word/2024/wordml/sdtformatlock" xmlns:w16se="http://schemas.microsoft.com/office/word/2015/wordml/symex" xmlns:wpg="http://schemas.microsoft.com/office/word/2010/wordprocessingGroup" xmlns:wpi="http://schemas.microsoft.com/office/word/2010/wordprocessingInk" xmlns:wne="http://schemas.microsoft.com/office/word/2006/wordml" xmlns:wps="http://schemas.microsoft.com/office/word/2010/wordprocessingShape" mc:Ignorable="w14 w15 w16se w16cid w16 w16cex w16sdtdh w16sdtfl w16du wp14">
   <w:p>
     <w:pPr>
       <w:pStyle w:val="Fuzeile"/>
@@ -3494,7 +3824,7 @@
 </file>
 
 <file path=word/footnotes.xml><?xml version="1.0" encoding="utf-8"?>
-<w:footnotes xmlns:wpc="http://schemas.microsoft.com/office/word/2010/wordprocessingCanvas" xmlns:cx="http://schemas.microsoft.com/office/drawing/2014/chartex" xmlns:cx1="http://schemas.microsoft.com/office/drawing/2015/9/8/chartex" xmlns:cx2="http://schemas.microsoft.com/office/drawing/2015/10/21/chartex" xmlns:cx3="http://schemas.microsoft.com/office/drawing/2016/5/9/chartex" xmlns:cx4="http://schemas.microsoft.com/office/drawing/2016/5/10/chartex" xmlns:cx5="http://schemas.microsoft.com/office/drawing/2016/5/11/chartex" xmlns:cx6="http://schemas.microsoft.com/office/drawing/2016/5/12/chartex" xmlns:cx7="http://schemas.microsoft.com/office/drawing/2016/5/13/chartex" xmlns:cx8="http://schemas.microsoft.com/office/drawing/2016/5/14/chartex" xmlns:mc="http://schemas.openxmlformats.org/markup-compatibility/2006" xmlns:aink="http://schemas.microsoft.com/office/drawing/2016/ink" xmlns:am3d="http://schemas.microsoft.com/office/drawing/2017/model3d" xmlns:o="urn:schemas-microsoft-com:office:office" xmlns:r="http://schemas.openxmlformats.org/officeDocument/2006/relationships" xmlns:m="http://schemas.openxmlformats.org/officeDocument/2006/math" xmlns:v="urn:schemas-microsoft-com:vml" xmlns:wp14="http://schemas.microsoft.com/office/word/2010/wordprocessingDrawing" xmlns:wp="http://schemas.openxmlformats.org/drawingml/2006/wordprocessingDrawing" xmlns:w10="urn:schemas-microsoft-com:office:word" xmlns:w="http://schemas.openxmlformats.org/wordprocessingml/2006/main" xmlns:w14="http://schemas.microsoft.com/office/word/2010/wordml" xmlns:w15="http://schemas.microsoft.com/office/word/2012/wordml" xmlns:w16cex="http://schemas.microsoft.com/office/word/2018/wordml/cex" xmlns:w16cid="http://schemas.microsoft.com/office/word/2016/wordml/cid" xmlns:w16="http://schemas.microsoft.com/office/word/2018/wordml" xmlns:w16sdtdh="http://schemas.microsoft.com/office/word/2020/wordml/sdtdatahash" xmlns:w16se="http://schemas.microsoft.com/office/word/2015/wordml/symex" xmlns:wpg="http://schemas.microsoft.com/office/word/2010/wordprocessingGroup" xmlns:wpi="http://schemas.microsoft.com/office/word/2010/wordprocessingInk" xmlns:wne="http://schemas.microsoft.com/office/word/2006/wordml" xmlns:wps="http://schemas.microsoft.com/office/word/2010/wordprocessingShape" mc:Ignorable="w14 w15 w16se w16cid w16 w16cex w16sdtdh wp14">
+<w:footnotes xmlns:wpc="http://schemas.microsoft.com/office/word/2010/wordprocessingCanvas" xmlns:cx="http://schemas.microsoft.com/office/drawing/2014/chartex" xmlns:cx1="http://schemas.microsoft.com/office/drawing/2015/9/8/chartex" xmlns:cx2="http://schemas.microsoft.com/office/drawing/2015/10/21/chartex" xmlns:cx3="http://schemas.microsoft.com/office/drawing/2016/5/9/chartex" xmlns:cx4="http://schemas.microsoft.com/office/drawing/2016/5/10/chartex" xmlns:cx5="http://schemas.microsoft.com/office/drawing/2016/5/11/chartex" xmlns:cx6="http://schemas.microsoft.com/office/drawing/2016/5/12/chartex" xmlns:cx7="http://schemas.microsoft.com/office/drawing/2016/5/13/chartex" xmlns:cx8="http://schemas.microsoft.com/office/drawing/2016/5/14/chartex" xmlns:mc="http://schemas.openxmlformats.org/markup-compatibility/2006" xmlns:aink="http://schemas.microsoft.com/office/drawing/2016/ink" xmlns:am3d="http://schemas.microsoft.com/office/drawing/2017/model3d" xmlns:o="urn:schemas-microsoft-com:office:office" xmlns:oel="http://schemas.microsoft.com/office/2019/extlst" xmlns:r="http://schemas.openxmlformats.org/officeDocument/2006/relationships" xmlns:m="http://schemas.openxmlformats.org/officeDocument/2006/math" xmlns:v="urn:schemas-microsoft-com:vml" xmlns:wp14="http://schemas.microsoft.com/office/word/2010/wordprocessingDrawing" xmlns:wp="http://schemas.openxmlformats.org/drawingml/2006/wordprocessingDrawing" xmlns:w10="urn:schemas-microsoft-com:office:word" xmlns:w="http://schemas.openxmlformats.org/wordprocessingml/2006/main" xmlns:w14="http://schemas.microsoft.com/office/word/2010/wordml" xmlns:w15="http://schemas.microsoft.com/office/word/2012/wordml" xmlns:w16cex="http://schemas.microsoft.com/office/word/2018/wordml/cex" xmlns:w16cid="http://schemas.microsoft.com/office/word/2016/wordml/cid" xmlns:w16="http://schemas.microsoft.com/office/word/2018/wordml" xmlns:w16du="http://schemas.microsoft.com/office/word/2023/wordml/word16du" xmlns:w16sdtdh="http://schemas.microsoft.com/office/word/2020/wordml/sdtdatahash" xmlns:w16sdtfl="http://schemas.microsoft.com/office/word/2024/wordml/sdtformatlock" xmlns:w16se="http://schemas.microsoft.com/office/word/2015/wordml/symex" xmlns:wpg="http://schemas.microsoft.com/office/word/2010/wordprocessingGroup" xmlns:wpi="http://schemas.microsoft.com/office/word/2010/wordprocessingInk" xmlns:wne="http://schemas.microsoft.com/office/word/2006/wordml" xmlns:wps="http://schemas.microsoft.com/office/word/2010/wordprocessingShape" mc:Ignorable="w14 w15 w16se w16cid w16 w16cex w16sdtdh w16sdtfl w16du wp14">
   <w:footnote w:type="separator" w:id="-1">
     <w:p>
       <w:pPr>
@@ -3519,7 +3849,7 @@
 </file>
 
 <file path=word/header1.xml><?xml version="1.0" encoding="utf-8"?>
-<w:hdr xmlns:wpc="http://schemas.microsoft.com/office/word/2010/wordprocessingCanvas" xmlns:cx="http://schemas.microsoft.com/office/drawing/2014/chartex" xmlns:cx1="http://schemas.microsoft.com/office/drawing/2015/9/8/chartex" xmlns:cx2="http://schemas.microsoft.com/office/drawing/2015/10/21/chartex" xmlns:cx3="http://schemas.microsoft.com/office/drawing/2016/5/9/chartex" xmlns:cx4="http://schemas.microsoft.com/office/drawing/2016/5/10/chartex" xmlns:cx5="http://schemas.microsoft.com/office/drawing/2016/5/11/chartex" xmlns:cx6="http://schemas.microsoft.com/office/drawing/2016/5/12/chartex" xmlns:cx7="http://schemas.microsoft.com/office/drawing/2016/5/13/chartex" xmlns:cx8="http://schemas.microsoft.com/office/drawing/2016/5/14/chartex" xmlns:mc="http://schemas.openxmlformats.org/markup-compatibility/2006" xmlns:aink="http://schemas.microsoft.com/office/drawing/2016/ink" xmlns:am3d="http://schemas.microsoft.com/office/drawing/2017/model3d" xmlns:o="urn:schemas-microsoft-com:office:office" xmlns:r="http://schemas.openxmlformats.org/officeDocument/2006/relationships" xmlns:m="http://schemas.openxmlformats.org/officeDocument/2006/math" xmlns:v="urn:schemas-microsoft-com:vml" xmlns:wp14="http://schemas.microsoft.com/office/word/2010/wordprocessingDrawing" xmlns:wp="http://schemas.openxmlformats.org/drawingml/2006/wordprocessingDrawing" xmlns:w10="urn:schemas-microsoft-com:office:word" xmlns:w="http://schemas.openxmlformats.org/wordprocessingml/2006/main" xmlns:w14="http://schemas.microsoft.com/office/word/2010/wordml" xmlns:w15="http://schemas.microsoft.com/office/word/2012/wordml" xmlns:w16cex="http://schemas.microsoft.com/office/word/2018/wordml/cex" xmlns:w16cid="http://schemas.microsoft.com/office/word/2016/wordml/cid" xmlns:w16="http://schemas.microsoft.com/office/word/2018/wordml" xmlns:w16sdtdh="http://schemas.microsoft.com/office/word/2020/wordml/sdtdatahash" xmlns:w16se="http://schemas.microsoft.com/office/word/2015/wordml/symex" xmlns:wpg="http://schemas.microsoft.com/office/word/2010/wordprocessingGroup" xmlns:wpi="http://schemas.microsoft.com/office/word/2010/wordprocessingInk" xmlns:wne="http://schemas.microsoft.com/office/word/2006/wordml" xmlns:wps="http://schemas.microsoft.com/office/word/2010/wordprocessingShape" mc:Ignorable="w14 w15 w16se w16cid w16 w16cex w16sdtdh wp14">
+<w:hdr xmlns:wpc="http://schemas.microsoft.com/office/word/2010/wordprocessingCanvas" xmlns:cx="http://schemas.microsoft.com/office/drawing/2014/chartex" xmlns:cx1="http://schemas.microsoft.com/office/drawing/2015/9/8/chartex" xmlns:cx2="http://schemas.microsoft.com/office/drawing/2015/10/21/chartex" xmlns:cx3="http://schemas.microsoft.com/office/drawing/2016/5/9/chartex" xmlns:cx4="http://schemas.microsoft.com/office/drawing/2016/5/10/chartex" xmlns:cx5="http://schemas.microsoft.com/office/drawing/2016/5/11/chartex" xmlns:cx6="http://schemas.microsoft.com/office/drawing/2016/5/12/chartex" xmlns:cx7="http://schemas.microsoft.com/office/drawing/2016/5/13/chartex" xmlns:cx8="http://schemas.microsoft.com/office/drawing/2016/5/14/chartex" xmlns:mc="http://schemas.openxmlformats.org/markup-compatibility/2006" xmlns:aink="http://schemas.microsoft.com/office/drawing/2016/ink" xmlns:am3d="http://schemas.microsoft.com/office/drawing/2017/model3d" xmlns:o="urn:schemas-microsoft-com:office:office" xmlns:oel="http://schemas.microsoft.com/office/2019/extlst" xmlns:r="http://schemas.openxmlformats.org/officeDocument/2006/relationships" xmlns:m="http://schemas.openxmlformats.org/officeDocument/2006/math" xmlns:v="urn:schemas-microsoft-com:vml" xmlns:wp14="http://schemas.microsoft.com/office/word/2010/wordprocessingDrawing" xmlns:wp="http://schemas.openxmlformats.org/drawingml/2006/wordprocessingDrawing" xmlns:w10="urn:schemas-microsoft-com:office:word" xmlns:w="http://schemas.openxmlformats.org/wordprocessingml/2006/main" xmlns:w14="http://schemas.microsoft.com/office/word/2010/wordml" xmlns:w15="http://schemas.microsoft.com/office/word/2012/wordml" xmlns:w16cex="http://schemas.microsoft.com/office/word/2018/wordml/cex" xmlns:w16cid="http://schemas.microsoft.com/office/word/2016/wordml/cid" xmlns:w16="http://schemas.microsoft.com/office/word/2018/wordml" xmlns:w16du="http://schemas.microsoft.com/office/word/2023/wordml/word16du" xmlns:w16sdtdh="http://schemas.microsoft.com/office/word/2020/wordml/sdtdatahash" xmlns:w16sdtfl="http://schemas.microsoft.com/office/word/2024/wordml/sdtformatlock" xmlns:w16se="http://schemas.microsoft.com/office/word/2015/wordml/symex" xmlns:wpg="http://schemas.microsoft.com/office/word/2010/wordprocessingGroup" xmlns:wpi="http://schemas.microsoft.com/office/word/2010/wordprocessingInk" xmlns:wne="http://schemas.microsoft.com/office/word/2006/wordml" xmlns:wps="http://schemas.microsoft.com/office/word/2010/wordprocessingShape" mc:Ignorable="w14 w15 w16se w16cid w16 w16cex w16sdtdh w16sdtfl w16du wp14">
   <w:p>
     <w:pPr>
       <w:pStyle w:val="Kopfzeile"/>
@@ -3529,7 +3859,7 @@
 </file>
 
 <file path=word/header2.xml><?xml version="1.0" encoding="utf-8"?>
-<w:hdr xmlns:wpc="http://schemas.microsoft.com/office/word/2010/wordprocessingCanvas" xmlns:cx="http://schemas.microsoft.com/office/drawing/2014/chartex" xmlns:cx1="http://schemas.microsoft.com/office/drawing/2015/9/8/chartex" xmlns:cx2="http://schemas.microsoft.com/office/drawing/2015/10/21/chartex" xmlns:cx3="http://schemas.microsoft.com/office/drawing/2016/5/9/chartex" xmlns:cx4="http://schemas.microsoft.com/office/drawing/2016/5/10/chartex" xmlns:cx5="http://schemas.microsoft.com/office/drawing/2016/5/11/chartex" xmlns:cx6="http://schemas.microsoft.com/office/drawing/2016/5/12/chartex" xmlns:cx7="http://schemas.microsoft.com/office/drawing/2016/5/13/chartex" xmlns:cx8="http://schemas.microsoft.com/office/drawing/2016/5/14/chartex" xmlns:mc="http://schemas.openxmlformats.org/markup-compatibility/2006" xmlns:aink="http://schemas.microsoft.com/office/drawing/2016/ink" xmlns:am3d="http://schemas.microsoft.com/office/drawing/2017/model3d" xmlns:o="urn:schemas-microsoft-com:office:office" xmlns:r="http://schemas.openxmlformats.org/officeDocument/2006/relationships" xmlns:m="http://schemas.openxmlformats.org/officeDocument/2006/math" xmlns:v="urn:schemas-microsoft-com:vml" xmlns:wp14="http://schemas.microsoft.com/office/word/2010/wordprocessingDrawing" xmlns:wp="http://schemas.openxmlformats.org/drawingml/2006/wordprocessingDrawing" xmlns:w10="urn:schemas-microsoft-com:office:word" xmlns:w="http://schemas.openxmlformats.org/wordprocessingml/2006/main" xmlns:w14="http://schemas.microsoft.com/office/word/2010/wordml" xmlns:w15="http://schemas.microsoft.com/office/word/2012/wordml" xmlns:w16cex="http://schemas.microsoft.com/office/word/2018/wordml/cex" xmlns:w16cid="http://schemas.microsoft.com/office/word/2016/wordml/cid" xmlns:w16="http://schemas.microsoft.com/office/word/2018/wordml" xmlns:w16sdtdh="http://schemas.microsoft.com/office/word/2020/wordml/sdtdatahash" xmlns:w16se="http://schemas.microsoft.com/office/word/2015/wordml/symex" xmlns:wpg="http://schemas.microsoft.com/office/word/2010/wordprocessingGroup" xmlns:wpi="http://schemas.microsoft.com/office/word/2010/wordprocessingInk" xmlns:wne="http://schemas.microsoft.com/office/word/2006/wordml" xmlns:wps="http://schemas.microsoft.com/office/word/2010/wordprocessingShape" mc:Ignorable="w14 w15 w16se w16cid w16 w16cex w16sdtdh wp14">
+<w:hdr xmlns:wpc="http://schemas.microsoft.com/office/word/2010/wordprocessingCanvas" xmlns:cx="http://schemas.microsoft.com/office/drawing/2014/chartex" xmlns:cx1="http://schemas.microsoft.com/office/drawing/2015/9/8/chartex" xmlns:cx2="http://schemas.microsoft.com/office/drawing/2015/10/21/chartex" xmlns:cx3="http://schemas.microsoft.com/office/drawing/2016/5/9/chartex" xmlns:cx4="http://schemas.microsoft.com/office/drawing/2016/5/10/chartex" xmlns:cx5="http://schemas.microsoft.com/office/drawing/2016/5/11/chartex" xmlns:cx6="http://schemas.microsoft.com/office/drawing/2016/5/12/chartex" xmlns:cx7="http://schemas.microsoft.com/office/drawing/2016/5/13/chartex" xmlns:cx8="http://schemas.microsoft.com/office/drawing/2016/5/14/chartex" xmlns:mc="http://schemas.openxmlformats.org/markup-compatibility/2006" xmlns:aink="http://schemas.microsoft.com/office/drawing/2016/ink" xmlns:am3d="http://schemas.microsoft.com/office/drawing/2017/model3d" xmlns:o="urn:schemas-microsoft-com:office:office" xmlns:oel="http://schemas.microsoft.com/office/2019/extlst" xmlns:r="http://schemas.openxmlformats.org/officeDocument/2006/relationships" xmlns:m="http://schemas.openxmlformats.org/officeDocument/2006/math" xmlns:v="urn:schemas-microsoft-com:vml" xmlns:wp14="http://schemas.microsoft.com/office/word/2010/wordprocessingDrawing" xmlns:wp="http://schemas.openxmlformats.org/drawingml/2006/wordprocessingDrawing" xmlns:w10="urn:schemas-microsoft-com:office:word" xmlns:w="http://schemas.openxmlformats.org/wordprocessingml/2006/main" xmlns:w14="http://schemas.microsoft.com/office/word/2010/wordml" xmlns:w15="http://schemas.microsoft.com/office/word/2012/wordml" xmlns:w16cex="http://schemas.microsoft.com/office/word/2018/wordml/cex" xmlns:w16cid="http://schemas.microsoft.com/office/word/2016/wordml/cid" xmlns:w16="http://schemas.microsoft.com/office/word/2018/wordml" xmlns:w16du="http://schemas.microsoft.com/office/word/2023/wordml/word16du" xmlns:w16sdtdh="http://schemas.microsoft.com/office/word/2020/wordml/sdtdatahash" xmlns:w16sdtfl="http://schemas.microsoft.com/office/word/2024/wordml/sdtformatlock" xmlns:w16se="http://schemas.microsoft.com/office/word/2015/wordml/symex" xmlns:wpg="http://schemas.microsoft.com/office/word/2010/wordprocessingGroup" xmlns:wpi="http://schemas.microsoft.com/office/word/2010/wordprocessingInk" xmlns:wne="http://schemas.microsoft.com/office/word/2006/wordml" xmlns:wps="http://schemas.microsoft.com/office/word/2010/wordprocessingShape" mc:Ignorable="w14 w15 w16se w16cid w16 w16cex w16sdtdh w16sdtfl w16du wp14">
   <w:tbl>
     <w:tblPr>
       <w:tblStyle w:val="Tabellenraster"/>
@@ -3722,7 +4052,7 @@
 </file>
 
 <file path=word/header3.xml><?xml version="1.0" encoding="utf-8"?>
-<w:hdr xmlns:wpc="http://schemas.microsoft.com/office/word/2010/wordprocessingCanvas" xmlns:cx="http://schemas.microsoft.com/office/drawing/2014/chartex" xmlns:cx1="http://schemas.microsoft.com/office/drawing/2015/9/8/chartex" xmlns:cx2="http://schemas.microsoft.com/office/drawing/2015/10/21/chartex" xmlns:cx3="http://schemas.microsoft.com/office/drawing/2016/5/9/chartex" xmlns:cx4="http://schemas.microsoft.com/office/drawing/2016/5/10/chartex" xmlns:cx5="http://schemas.microsoft.com/office/drawing/2016/5/11/chartex" xmlns:cx6="http://schemas.microsoft.com/office/drawing/2016/5/12/chartex" xmlns:cx7="http://schemas.microsoft.com/office/drawing/2016/5/13/chartex" xmlns:cx8="http://schemas.microsoft.com/office/drawing/2016/5/14/chartex" xmlns:mc="http://schemas.openxmlformats.org/markup-compatibility/2006" xmlns:aink="http://schemas.microsoft.com/office/drawing/2016/ink" xmlns:am3d="http://schemas.microsoft.com/office/drawing/2017/model3d" xmlns:o="urn:schemas-microsoft-com:office:office" xmlns:r="http://schemas.openxmlformats.org/officeDocument/2006/relationships" xmlns:m="http://schemas.openxmlformats.org/officeDocument/2006/math" xmlns:v="urn:schemas-microsoft-com:vml" xmlns:wp14="http://schemas.microsoft.com/office/word/2010/wordprocessingDrawing" xmlns:wp="http://schemas.openxmlformats.org/drawingml/2006/wordprocessingDrawing" xmlns:w10="urn:schemas-microsoft-com:office:word" xmlns:w="http://schemas.openxmlformats.org/wordprocessingml/2006/main" xmlns:w14="http://schemas.microsoft.com/office/word/2010/wordml" xmlns:w15="http://schemas.microsoft.com/office/word/2012/wordml" xmlns:w16cex="http://schemas.microsoft.com/office/word/2018/wordml/cex" xmlns:w16cid="http://schemas.microsoft.com/office/word/2016/wordml/cid" xmlns:w16="http://schemas.microsoft.com/office/word/2018/wordml" xmlns:w16sdtdh="http://schemas.microsoft.com/office/word/2020/wordml/sdtdatahash" xmlns:w16se="http://schemas.microsoft.com/office/word/2015/wordml/symex" xmlns:wpg="http://schemas.microsoft.com/office/word/2010/wordprocessingGroup" xmlns:wpi="http://schemas.microsoft.com/office/word/2010/wordprocessingInk" xmlns:wne="http://schemas.microsoft.com/office/word/2006/wordml" xmlns:wps="http://schemas.microsoft.com/office/word/2010/wordprocessingShape" mc:Ignorable="w14 w15 w16se w16cid w16 w16cex w16sdtdh wp14">
+<w:hdr xmlns:wpc="http://schemas.microsoft.com/office/word/2010/wordprocessingCanvas" xmlns:cx="http://schemas.microsoft.com/office/drawing/2014/chartex" xmlns:cx1="http://schemas.microsoft.com/office/drawing/2015/9/8/chartex" xmlns:cx2="http://schemas.microsoft.com/office/drawing/2015/10/21/chartex" xmlns:cx3="http://schemas.microsoft.com/office/drawing/2016/5/9/chartex" xmlns:cx4="http://schemas.microsoft.com/office/drawing/2016/5/10/chartex" xmlns:cx5="http://schemas.microsoft.com/office/drawing/2016/5/11/chartex" xmlns:cx6="http://schemas.microsoft.com/office/drawing/2016/5/12/chartex" xmlns:cx7="http://schemas.microsoft.com/office/drawing/2016/5/13/chartex" xmlns:cx8="http://schemas.microsoft.com/office/drawing/2016/5/14/chartex" xmlns:mc="http://schemas.openxmlformats.org/markup-compatibility/2006" xmlns:aink="http://schemas.microsoft.com/office/drawing/2016/ink" xmlns:am3d="http://schemas.microsoft.com/office/drawing/2017/model3d" xmlns:o="urn:schemas-microsoft-com:office:office" xmlns:oel="http://schemas.microsoft.com/office/2019/extlst" xmlns:r="http://schemas.openxmlformats.org/officeDocument/2006/relationships" xmlns:m="http://schemas.openxmlformats.org/officeDocument/2006/math" xmlns:v="urn:schemas-microsoft-com:vml" xmlns:wp14="http://schemas.microsoft.com/office/word/2010/wordprocessingDrawing" xmlns:wp="http://schemas.openxmlformats.org/drawingml/2006/wordprocessingDrawing" xmlns:w10="urn:schemas-microsoft-com:office:word" xmlns:w="http://schemas.openxmlformats.org/wordprocessingml/2006/main" xmlns:w14="http://schemas.microsoft.com/office/word/2010/wordml" xmlns:w15="http://schemas.microsoft.com/office/word/2012/wordml" xmlns:w16cex="http://schemas.microsoft.com/office/word/2018/wordml/cex" xmlns:w16cid="http://schemas.microsoft.com/office/word/2016/wordml/cid" xmlns:w16="http://schemas.microsoft.com/office/word/2018/wordml" xmlns:w16du="http://schemas.microsoft.com/office/word/2023/wordml/word16du" xmlns:w16sdtdh="http://schemas.microsoft.com/office/word/2020/wordml/sdtdatahash" xmlns:w16sdtfl="http://schemas.microsoft.com/office/word/2024/wordml/sdtformatlock" xmlns:w16se="http://schemas.microsoft.com/office/word/2015/wordml/symex" xmlns:wpg="http://schemas.microsoft.com/office/word/2010/wordprocessingGroup" xmlns:wpi="http://schemas.microsoft.com/office/word/2010/wordprocessingInk" xmlns:wne="http://schemas.microsoft.com/office/word/2006/wordml" xmlns:wps="http://schemas.microsoft.com/office/word/2010/wordprocessingShape" mc:Ignorable="w14 w15 w16se w16cid w16 w16cex w16sdtdh w16sdtfl w16du wp14">
   <w:p>
     <w:pPr>
       <w:pStyle w:val="Kopfzeile"/>
@@ -3732,7 +4062,7 @@
 </file>
 
 <file path=word/numbering.xml><?xml version="1.0" encoding="utf-8"?>
-<w:numbering xmlns:wpc="http://schemas.microsoft.com/office/word/2010/wordprocessingCanvas" xmlns:cx="http://schemas.microsoft.com/office/drawing/2014/chartex" xmlns:cx1="http://schemas.microsoft.com/office/drawing/2015/9/8/chartex" xmlns:cx2="http://schemas.microsoft.com/office/drawing/2015/10/21/chartex" xmlns:cx3="http://schemas.microsoft.com/office/drawing/2016/5/9/chartex" xmlns:cx4="http://schemas.microsoft.com/office/drawing/2016/5/10/chartex" xmlns:cx5="http://schemas.microsoft.com/office/drawing/2016/5/11/chartex" xmlns:cx6="http://schemas.microsoft.com/office/drawing/2016/5/12/chartex" xmlns:cx7="http://schemas.microsoft.com/office/drawing/2016/5/13/chartex" xmlns:cx8="http://schemas.microsoft.com/office/drawing/2016/5/14/chartex" xmlns:mc="http://schemas.openxmlformats.org/markup-compatibility/2006" xmlns:aink="http://schemas.microsoft.com/office/drawing/2016/ink" xmlns:am3d="http://schemas.microsoft.com/office/drawing/2017/model3d" xmlns:o="urn:schemas-microsoft-com:office:office" xmlns:r="http://schemas.openxmlformats.org/officeDocument/2006/relationships" xmlns:m="http://schemas.openxmlformats.org/officeDocument/2006/math" xmlns:v="urn:schemas-microsoft-com:vml" xmlns:wp14="http://schemas.microsoft.com/office/word/2010/wordprocessingDrawing" xmlns:wp="http://schemas.openxmlformats.org/drawingml/2006/wordprocessingDrawing" xmlns:w10="urn:schemas-microsoft-com:office:word" xmlns:w="http://schemas.openxmlformats.org/wordprocessingml/2006/main" xmlns:w14="http://schemas.microsoft.com/office/word/2010/wordml" xmlns:w15="http://schemas.microsoft.com/office/word/2012/wordml" xmlns:w16cex="http://schemas.microsoft.com/office/word/2018/wordml/cex" xmlns:w16cid="http://schemas.microsoft.com/office/word/2016/wordml/cid" xmlns:w16="http://schemas.microsoft.com/office/word/2018/wordml" xmlns:w16sdtdh="http://schemas.microsoft.com/office/word/2020/wordml/sdtdatahash" xmlns:w16se="http://schemas.microsoft.com/office/word/2015/wordml/symex" xmlns:wpg="http://schemas.microsoft.com/office/word/2010/wordprocessingGroup" xmlns:wpi="http://schemas.microsoft.com/office/word/2010/wordprocessingInk" xmlns:wne="http://schemas.microsoft.com/office/word/2006/wordml" xmlns:wps="http://schemas.microsoft.com/office/word/2010/wordprocessingShape" mc:Ignorable="w14 w15 w16se w16cid w16 w16cex w16sdtdh wp14">
+<w:numbering xmlns:wpc="http://schemas.microsoft.com/office/word/2010/wordprocessingCanvas" xmlns:cx="http://schemas.microsoft.com/office/drawing/2014/chartex" xmlns:cx1="http://schemas.microsoft.com/office/drawing/2015/9/8/chartex" xmlns:cx2="http://schemas.microsoft.com/office/drawing/2015/10/21/chartex" xmlns:cx3="http://schemas.microsoft.com/office/drawing/2016/5/9/chartex" xmlns:cx4="http://schemas.microsoft.com/office/drawing/2016/5/10/chartex" xmlns:cx5="http://schemas.microsoft.com/office/drawing/2016/5/11/chartex" xmlns:cx6="http://schemas.microsoft.com/office/drawing/2016/5/12/chartex" xmlns:cx7="http://schemas.microsoft.com/office/drawing/2016/5/13/chartex" xmlns:cx8="http://schemas.microsoft.com/office/drawing/2016/5/14/chartex" xmlns:mc="http://schemas.openxmlformats.org/markup-compatibility/2006" xmlns:aink="http://schemas.microsoft.com/office/drawing/2016/ink" xmlns:am3d="http://schemas.microsoft.com/office/drawing/2017/model3d" xmlns:o="urn:schemas-microsoft-com:office:office" xmlns:oel="http://schemas.microsoft.com/office/2019/extlst" xmlns:r="http://schemas.openxmlformats.org/officeDocument/2006/relationships" xmlns:m="http://schemas.openxmlformats.org/officeDocument/2006/math" xmlns:v="urn:schemas-microsoft-com:vml" xmlns:wp14="http://schemas.microsoft.com/office/word/2010/wordprocessingDrawing" xmlns:wp="http://schemas.openxmlformats.org/drawingml/2006/wordprocessingDrawing" xmlns:w10="urn:schemas-microsoft-com:office:word" xmlns:w="http://schemas.openxmlformats.org/wordprocessingml/2006/main" xmlns:w14="http://schemas.microsoft.com/office/word/2010/wordml" xmlns:w15="http://schemas.microsoft.com/office/word/2012/wordml" xmlns:w16cex="http://schemas.microsoft.com/office/word/2018/wordml/cex" xmlns:w16cid="http://schemas.microsoft.com/office/word/2016/wordml/cid" xmlns:w16="http://schemas.microsoft.com/office/word/2018/wordml" xmlns:w16du="http://schemas.microsoft.com/office/word/2023/wordml/word16du" xmlns:w16sdtdh="http://schemas.microsoft.com/office/word/2020/wordml/sdtdatahash" xmlns:w16sdtfl="http://schemas.microsoft.com/office/word/2024/wordml/sdtformatlock" xmlns:w16se="http://schemas.microsoft.com/office/word/2015/wordml/symex" xmlns:wpg="http://schemas.microsoft.com/office/word/2010/wordprocessingGroup" xmlns:wpi="http://schemas.microsoft.com/office/word/2010/wordprocessingInk" xmlns:wne="http://schemas.microsoft.com/office/word/2006/wordml" xmlns:wps="http://schemas.microsoft.com/office/word/2010/wordprocessingShape" mc:Ignorable="w14 w15 w16se w16cid w16 w16cex w16sdtdh w16sdtfl w16du wp14">
   <w:abstractNum w:abstractNumId="0" w15:restartNumberingAfterBreak="0">
     <w:nsid w:val="073E7307"/>
     <w:multiLevelType w:val="multilevel"/>
@@ -6052,71 +6382,71 @@
       </w:rPr>
     </w:lvl>
   </w:abstractNum>
-  <w:num w:numId="1">
+  <w:num w:numId="1" w16cid:durableId="556816034">
     <w:abstractNumId w:val="5"/>
   </w:num>
-  <w:num w:numId="2">
+  <w:num w:numId="2" w16cid:durableId="1772773652">
     <w:abstractNumId w:val="4"/>
   </w:num>
-  <w:num w:numId="3">
+  <w:num w:numId="3" w16cid:durableId="2007316715">
     <w:abstractNumId w:val="3"/>
   </w:num>
-  <w:num w:numId="4">
+  <w:num w:numId="4" w16cid:durableId="2120294992">
     <w:abstractNumId w:val="1"/>
   </w:num>
-  <w:num w:numId="5">
+  <w:num w:numId="5" w16cid:durableId="1018430084">
     <w:abstractNumId w:val="6"/>
   </w:num>
-  <w:num w:numId="6">
+  <w:num w:numId="6" w16cid:durableId="85812529">
     <w:abstractNumId w:val="8"/>
   </w:num>
-  <w:num w:numId="7">
+  <w:num w:numId="7" w16cid:durableId="1540363403">
     <w:abstractNumId w:val="7"/>
   </w:num>
-  <w:num w:numId="8">
+  <w:num w:numId="8" w16cid:durableId="533664476">
     <w:abstractNumId w:val="15"/>
   </w:num>
-  <w:num w:numId="9">
+  <w:num w:numId="9" w16cid:durableId="853156327">
     <w:abstractNumId w:val="12"/>
   </w:num>
-  <w:num w:numId="10">
+  <w:num w:numId="10" w16cid:durableId="1148399151">
     <w:abstractNumId w:val="13"/>
   </w:num>
-  <w:num w:numId="11">
+  <w:num w:numId="11" w16cid:durableId="734278989">
     <w:abstractNumId w:val="11"/>
   </w:num>
-  <w:num w:numId="12">
+  <w:num w:numId="12" w16cid:durableId="914045189">
     <w:abstractNumId w:val="18"/>
   </w:num>
-  <w:num w:numId="13">
+  <w:num w:numId="13" w16cid:durableId="1487089085">
     <w:abstractNumId w:val="17"/>
   </w:num>
-  <w:num w:numId="14">
+  <w:num w:numId="14" w16cid:durableId="909584623">
     <w:abstractNumId w:val="10"/>
   </w:num>
-  <w:num w:numId="15">
+  <w:num w:numId="15" w16cid:durableId="766657642">
     <w:abstractNumId w:val="14"/>
   </w:num>
-  <w:num w:numId="16">
+  <w:num w:numId="16" w16cid:durableId="2073843017">
     <w:abstractNumId w:val="0"/>
   </w:num>
-  <w:num w:numId="17">
+  <w:num w:numId="17" w16cid:durableId="1749230078">
     <w:abstractNumId w:val="2"/>
   </w:num>
-  <w:num w:numId="18">
+  <w:num w:numId="18" w16cid:durableId="683942371">
     <w:abstractNumId w:val="16"/>
   </w:num>
-  <w:num w:numId="19">
+  <w:num w:numId="19" w16cid:durableId="703558815">
     <w:abstractNumId w:val="19"/>
   </w:num>
-  <w:num w:numId="20">
+  <w:num w:numId="20" w16cid:durableId="1570385571">
     <w:abstractNumId w:val="9"/>
   </w:num>
 </w:numbering>
 </file>
 
 <file path=word/styles.xml><?xml version="1.0" encoding="utf-8"?>
-<w:styles xmlns:mc="http://schemas.openxmlformats.org/markup-compatibility/2006" xmlns:r="http://schemas.openxmlformats.org/officeDocument/2006/relationships" xmlns:w="http://schemas.openxmlformats.org/wordprocessingml/2006/main" xmlns:w14="http://schemas.microsoft.com/office/word/2010/wordml" xmlns:w15="http://schemas.microsoft.com/office/word/2012/wordml" xmlns:w16cex="http://schemas.microsoft.com/office/word/2018/wordml/cex" xmlns:w16cid="http://schemas.microsoft.com/office/word/2016/wordml/cid" xmlns:w16="http://schemas.microsoft.com/office/word/2018/wordml" xmlns:w16sdtdh="http://schemas.microsoft.com/office/word/2020/wordml/sdtdatahash" xmlns:w16se="http://schemas.microsoft.com/office/word/2015/wordml/symex" mc:Ignorable="w14 w15 w16se w16cid w16 w16cex w16sdtdh">
+<w:styles xmlns:mc="http://schemas.openxmlformats.org/markup-compatibility/2006" xmlns:r="http://schemas.openxmlformats.org/officeDocument/2006/relationships" xmlns:w="http://schemas.openxmlformats.org/wordprocessingml/2006/main" xmlns:w14="http://schemas.microsoft.com/office/word/2010/wordml" xmlns:w15="http://schemas.microsoft.com/office/word/2012/wordml" xmlns:w16cex="http://schemas.microsoft.com/office/word/2018/wordml/cex" xmlns:w16cid="http://schemas.microsoft.com/office/word/2016/wordml/cid" xmlns:w16="http://schemas.microsoft.com/office/word/2018/wordml" xmlns:w16du="http://schemas.microsoft.com/office/word/2023/wordml/word16du" xmlns:w16sdtdh="http://schemas.microsoft.com/office/word/2020/wordml/sdtdatahash" xmlns:w16sdtfl="http://schemas.microsoft.com/office/word/2024/wordml/sdtformatlock" xmlns:w16se="http://schemas.microsoft.com/office/word/2015/wordml/symex" mc:Ignorable="w14 w15 w16se w16cid w16 w16cex w16sdtdh w16sdtfl w16du">
   <w:docDefaults>
     <w:rPrDefault>
       <w:rPr>
